--- a/docx/07-servicios-red/boletin-U07-inicial-resuelto.docx
+++ b/docx/07-servicios-red/boletin-U07-inicial-resuelto.docx
@@ -28,7 +28,7 @@
         </w:p>
       </w:sdtContent>
     </w:sdt>
-    <w:bookmarkStart w:id="9" w:name="Xe3e484428b404b005ef0fa3a49a9914e75df48b"/>
+    <w:bookmarkStart w:id="20" w:name="Xe3e484428b404b005ef0fa3a49a9914e75df48b"/>
     <w:p>
       <w:pPr>
         <w:pStyle w:val="Heading1"/>
@@ -37,8 +37,8 @@
         <w:t xml:space="preserve">Boletín de Servicios de red — Inicial (Resuelto)</w:t>
       </w:r>
     </w:p>
-    <w:bookmarkEnd w:id="9"/>
-    <w:bookmarkStart w:id="18" w:name="X44ed0be76c0640e789d158094f1ec683faca630"/>
+    <w:bookmarkEnd w:id="20"/>
+    <w:bookmarkStart w:id="29" w:name="X44ed0be76c0640e789d158094f1ec683faca630"/>
     <w:p>
       <w:pPr>
         <w:pStyle w:val="Heading1"/>
@@ -54,7 +54,7 @@
         </w:pict>
       </w:r>
     </w:p>
-    <w:bookmarkStart w:id="10" w:name="qué-servicio-soy"/>
+    <w:bookmarkStart w:id="21" w:name="qué-servicio-soy"/>
     <w:p>
       <w:pPr>
         <w:pStyle w:val="Heading2"/>
@@ -151,8 +151,8 @@
         <w:t xml:space="preserve">— el navegador pregunta primero por el nombre antes de conectar.</w:t>
       </w:r>
     </w:p>
-    <w:bookmarkEnd w:id="10"/>
-    <w:bookmarkStart w:id="11" w:name="las-cuatro-fases-de-dhcp"/>
+    <w:bookmarkEnd w:id="21"/>
+    <w:bookmarkStart w:id="22" w:name="las-cuatro-fases-de-dhcp"/>
     <w:p>
       <w:pPr>
         <w:pStyle w:val="Heading2"/>
@@ -193,7 +193,13 @@
         <w:t xml:space="preserve"> </w:t>
       </w:r>
       <w:r>
-        <w:t xml:space="preserve">“¿hay algún servidor?”</w:t>
+        <w:t xml:space="preserve">“</w:t>
+      </w:r>
+      <w:r>
+        <w:t xml:space="preserve">¿hay algún servidor?</w:t>
+      </w:r>
+      <w:r>
+        <w:t xml:space="preserve">”</w:t>
       </w:r>
       <w:r>
         <w:t xml:space="preserve"> </w:t>
@@ -202,8 +208,8 @@
         <w:t xml:space="preserve">(Discover), el servidor ofrece una IP (Offer), el cliente la reclama (Request) y el servidor la confirma (Ack).</w:t>
       </w:r>
     </w:p>
-    <w:bookmarkEnd w:id="11"/>
-    <w:bookmarkStart w:id="12" w:name="verdadero-o-falso"/>
+    <w:bookmarkEnd w:id="22"/>
+    <w:bookmarkStart w:id="23" w:name="verdadero-o-falso"/>
     <w:p>
       <w:pPr>
         <w:pStyle w:val="Heading2"/>
@@ -335,8 +341,8 @@
         <w:t xml:space="preserve">La oferta DHCP incluye opciones: máscara, gateway por defecto, DNS, dominio, TFTP…</w:t>
       </w:r>
     </w:p>
-    <w:bookmarkEnd w:id="12"/>
-    <w:bookmarkStart w:id="13" w:name="qué-registro-dns"/>
+    <w:bookmarkEnd w:id="23"/>
+    <w:bookmarkStart w:id="24" w:name="qué-registro-dns"/>
     <w:p>
       <w:pPr>
         <w:pStyle w:val="Heading2"/>
@@ -383,8 +389,8 @@
         <w:t xml:space="preserve">6 → e (PTR: resolución inversa IP → nombre)</w:t>
       </w:r>
     </w:p>
-    <w:bookmarkEnd w:id="13"/>
-    <w:bookmarkStart w:id="14" w:name="qué-comando"/>
+    <w:bookmarkEnd w:id="24"/>
+    <w:bookmarkStart w:id="25" w:name="qué-comando"/>
     <w:p>
       <w:pPr>
         <w:pStyle w:val="Heading2"/>
@@ -455,8 +461,8 @@
         <w:t xml:space="preserve">la vacía)</w:t>
       </w:r>
     </w:p>
-    <w:bookmarkEnd w:id="14"/>
-    <w:bookmarkStart w:id="15" w:name="el-reloj-y-los-logs"/>
+    <w:bookmarkEnd w:id="25"/>
+    <w:bookmarkStart w:id="26" w:name="el-reloj-y-los-logs"/>
     <w:p>
       <w:pPr>
         <w:pStyle w:val="Heading2"/>
@@ -489,7 +495,13 @@
         <w:t xml:space="preserve"> </w:t>
       </w:r>
       <w:r>
-        <w:t xml:space="preserve">“el switch avisó a las 08:59”</w:t>
+        <w:t xml:space="preserve">“</w:t>
+      </w:r>
+      <w:r>
+        <w:t xml:space="preserve">el switch avisó a las 08:59</w:t>
+      </w:r>
+      <w:r>
+        <w:t xml:space="preserve">”</w:t>
       </w:r>
       <w:r>
         <w:t xml:space="preserve"> </w:t>
@@ -501,7 +513,13 @@
         <w:t xml:space="preserve"> </w:t>
       </w:r>
       <w:r>
-        <w:t xml:space="preserve">“el servidor registró el error a las 09:00”</w:t>
+        <w:t xml:space="preserve">“</w:t>
+      </w:r>
+      <w:r>
+        <w:t xml:space="preserve">el servidor registró el error a las 09:00</w:t>
+      </w:r>
+      <w:r>
+        <w:t xml:space="preserve">”</w:t>
       </w:r>
       <w:r>
         <w:t xml:space="preserve"> </w:t>
@@ -510,8 +528,8 @@
         <w:t xml:space="preserve">si cada uno lleva su hora. Con NTP todos los equipos apuntan a la misma fuente y los logs cuadran.</w:t>
       </w:r>
     </w:p>
-    <w:bookmarkEnd w:id="15"/>
-    <w:bookmarkStart w:id="16" w:name="dhcp-helper"/>
+    <w:bookmarkEnd w:id="26"/>
+    <w:bookmarkStart w:id="27" w:name="dhcp-helper"/>
     <w:p>
       <w:pPr>
         <w:pStyle w:val="Heading2"/>
@@ -582,8 +600,8 @@
         <w:t xml:space="preserve"> helper-address 192.168.10.5</w:t>
       </w:r>
     </w:p>
-    <w:bookmarkEnd w:id="16"/>
-    <w:bookmarkStart w:id="17" w:name="verifica-tu-red"/>
+    <w:bookmarkEnd w:id="27"/>
+    <w:bookmarkStart w:id="28" w:name="verifica-tu-red"/>
     <w:p>
       <w:pPr>
         <w:pStyle w:val="Heading2"/>
@@ -607,7 +625,13 @@
         <w:t xml:space="preserve"> </w:t>
       </w:r>
       <w:r>
-        <w:t xml:space="preserve">“DHCP habilitado: Sí”</w:t>
+        <w:t xml:space="preserve">“</w:t>
+      </w:r>
+      <w:r>
+        <w:t xml:space="preserve">DHCP habilitado: Sí</w:t>
+      </w:r>
+      <w:r>
+        <w:t xml:space="preserve">”</w:t>
       </w:r>
       <w:r>
         <w:t xml:space="preserve"> </w:t>
@@ -619,7 +643,13 @@
         <w:t xml:space="preserve"> </w:t>
       </w:r>
       <w:r>
-        <w:t xml:space="preserve">“Concesión obtenida / Concesión expira”</w:t>
+        <w:t xml:space="preserve">“</w:t>
+      </w:r>
+      <w:r>
+        <w:t xml:space="preserve">Concesión obtenida / Concesión expira</w:t>
+      </w:r>
+      <w:r>
+        <w:t xml:space="preserve">”</w:t>
       </w:r>
       <w:r>
         <w:t xml:space="preserve">, es DHCP. Si no hay concesión y la IP la escribiste tú, es estática.</w:t>
@@ -640,7 +670,13 @@
         <w:t xml:space="preserve"> </w:t>
       </w:r>
       <w:r>
-        <w:t xml:space="preserve">“Concesión expira”</w:t>
+        <w:t xml:space="preserve">“</w:t>
+      </w:r>
+      <w:r>
+        <w:t xml:space="preserve">Concesión expira</w:t>
+      </w:r>
+      <w:r>
+        <w:t xml:space="preserve">”</w:t>
       </w:r>
       <w:r>
         <w:t xml:space="preserve"> </w:t>
@@ -664,19 +700,21 @@
         <w:t xml:space="preserve"> </w:t>
       </w:r>
       <w:r>
-        <w:t xml:space="preserve">“Servidores DNS”</w:t>
+        <w:t xml:space="preserve">“</w:t>
+      </w:r>
+      <w:r>
+        <w:t xml:space="preserve">Servidores DNS</w:t>
+      </w:r>
+      <w:r>
+        <w:t xml:space="preserve">”</w:t>
       </w:r>
       <w:r>
         <w:t xml:space="preserve">: normalmente la IP del router de casa o las DNS del operador (y en muchas redes, un DNS interno de la empresa o del centro).</w:t>
       </w:r>
     </w:p>
-    <w:bookmarkEnd w:id="17"/>
-    <w:bookmarkEnd w:id="18"/>
-    <w:sectPr>
-      <w:footnotePr>
-        <w:numRestart w:val="eachSect"/>
-      </w:footnotePr>
-    </w:sectPr>
+    <w:bookmarkEnd w:id="28"/>
+    <w:bookmarkEnd w:id="29"/>
+    <w:sectPr/>
   </w:body>
 </w:document>
 </file>
@@ -714,7 +752,7 @@
       <w:lvlText w:val=" "/>
       <w:lvlJc w:val="left"/>
       <w:pPr>
-        <w:ind w:left="720" w:hanging="360"/>
+        <w:ind w:left="720" w:hanging="480"/>
       </w:pPr>
     </w:lvl>
     <w:lvl w:ilvl="1">
@@ -722,7 +760,7 @@
       <w:lvlText w:val=" "/>
       <w:lvlJc w:val="left"/>
       <w:pPr>
-        <w:ind w:left="1440" w:hanging="360"/>
+        <w:ind w:left="1440" w:hanging="480"/>
       </w:pPr>
     </w:lvl>
     <w:lvl w:ilvl="2">
@@ -730,7 +768,7 @@
       <w:lvlText w:val=" "/>
       <w:lvlJc w:val="left"/>
       <w:pPr>
-        <w:ind w:left="2160" w:hanging="360"/>
+        <w:ind w:left="2160" w:hanging="480"/>
       </w:pPr>
     </w:lvl>
     <w:lvl w:ilvl="3">
@@ -738,7 +776,7 @@
       <w:lvlText w:val=" "/>
       <w:lvlJc w:val="left"/>
       <w:pPr>
-        <w:ind w:left="2880" w:hanging="360"/>
+        <w:ind w:left="2880" w:hanging="480"/>
       </w:pPr>
     </w:lvl>
     <w:lvl w:ilvl="4">
@@ -746,7 +784,7 @@
       <w:lvlText w:val=" "/>
       <w:lvlJc w:val="left"/>
       <w:pPr>
-        <w:ind w:left="3600" w:hanging="360"/>
+        <w:ind w:left="3600" w:hanging="480"/>
       </w:pPr>
     </w:lvl>
     <w:lvl w:ilvl="5">
@@ -754,7 +792,7 @@
       <w:lvlText w:val=" "/>
       <w:lvlJc w:val="left"/>
       <w:pPr>
-        <w:ind w:left="4320" w:hanging="360"/>
+        <w:ind w:left="4320" w:hanging="480"/>
       </w:pPr>
     </w:lvl>
     <w:lvl w:ilvl="6">
@@ -762,7 +800,7 @@
       <w:lvlText w:val=" "/>
       <w:lvlJc w:val="left"/>
       <w:pPr>
-        <w:ind w:left="5040" w:hanging="360"/>
+        <w:ind w:left="5040" w:hanging="480"/>
       </w:pPr>
     </w:lvl>
     <w:lvl w:ilvl="7">
@@ -770,7 +808,7 @@
       <w:lvlText w:val=" "/>
       <w:lvlJc w:val="left"/>
       <w:pPr>
-        <w:ind w:left="5760" w:hanging="360"/>
+        <w:ind w:left="5760" w:hanging="480"/>
       </w:pPr>
     </w:lvl>
     <w:lvl w:ilvl="8">
@@ -778,7 +816,7 @@
       <w:lvlText w:val=" "/>
       <w:lvlJc w:val="left"/>
       <w:pPr>
-        <w:ind w:left="6480" w:hanging="360"/>
+        <w:ind w:left="6480" w:hanging="480"/>
       </w:pPr>
     </w:lvl>
   </w:abstractNum>
@@ -791,7 +829,7 @@
       <w:lvlText w:val="%1)"/>
       <w:lvlJc w:val="left"/>
       <w:pPr>
-        <w:ind w:left="720" w:hanging="360"/>
+        <w:ind w:left="720" w:hanging="480"/>
       </w:pPr>
     </w:lvl>
     <w:lvl w:ilvl="1">
@@ -800,7 +838,7 @@
       <w:lvlText w:val="%2)"/>
       <w:lvlJc w:val="left"/>
       <w:pPr>
-        <w:ind w:left="1440" w:hanging="360"/>
+        <w:ind w:left="1440" w:hanging="480"/>
       </w:pPr>
     </w:lvl>
     <w:lvl w:ilvl="2">
@@ -809,7 +847,7 @@
       <w:lvlText w:val="%3)"/>
       <w:lvlJc w:val="left"/>
       <w:pPr>
-        <w:ind w:left="2160" w:hanging="360"/>
+        <w:ind w:left="2160" w:hanging="480"/>
       </w:pPr>
     </w:lvl>
     <w:lvl w:ilvl="3">
@@ -818,7 +856,7 @@
       <w:lvlText w:val="%4)"/>
       <w:lvlJc w:val="left"/>
       <w:pPr>
-        <w:ind w:left="2880" w:hanging="360"/>
+        <w:ind w:left="2880" w:hanging="480"/>
       </w:pPr>
     </w:lvl>
     <w:lvl w:ilvl="4">
@@ -827,7 +865,7 @@
       <w:lvlText w:val="%5)"/>
       <w:lvlJc w:val="left"/>
       <w:pPr>
-        <w:ind w:left="3600" w:hanging="360"/>
+        <w:ind w:left="3600" w:hanging="480"/>
       </w:pPr>
     </w:lvl>
     <w:lvl w:ilvl="5">
@@ -836,7 +874,7 @@
       <w:lvlText w:val="%6)"/>
       <w:lvlJc w:val="left"/>
       <w:pPr>
-        <w:ind w:left="4320" w:hanging="360"/>
+        <w:ind w:left="4320" w:hanging="480"/>
       </w:pPr>
     </w:lvl>
     <w:lvl w:ilvl="6">
@@ -845,7 +883,7 @@
       <w:lvlText w:val="%7)"/>
       <w:lvlJc w:val="left"/>
       <w:pPr>
-        <w:ind w:left="5040" w:hanging="360"/>
+        <w:ind w:left="5040" w:hanging="480"/>
       </w:pPr>
     </w:lvl>
     <w:lvl w:ilvl="7">
@@ -854,7 +892,7 @@
       <w:lvlText w:val="%8)"/>
       <w:lvlJc w:val="left"/>
       <w:pPr>
-        <w:ind w:left="5760" w:hanging="360"/>
+        <w:ind w:left="5760" w:hanging="480"/>
       </w:pPr>
     </w:lvl>
     <w:lvl w:ilvl="8">
@@ -863,7 +901,7 @@
       <w:lvlText w:val="%9)"/>
       <w:lvlJc w:val="left"/>
       <w:pPr>
-        <w:ind w:left="6480" w:hanging="360"/>
+        <w:ind w:left="6480" w:hanging="480"/>
       </w:pPr>
     </w:lvl>
   </w:abstractNum>
@@ -876,7 +914,7 @@
       <w:lvlText w:val="%1."/>
       <w:lvlJc w:val="left"/>
       <w:pPr>
-        <w:ind w:left="720" w:hanging="360"/>
+        <w:ind w:left="720" w:hanging="480"/>
       </w:pPr>
     </w:lvl>
     <w:lvl w:ilvl="1">
@@ -885,7 +923,7 @@
       <w:lvlText w:val="%2."/>
       <w:lvlJc w:val="left"/>
       <w:pPr>
-        <w:ind w:left="1440" w:hanging="360"/>
+        <w:ind w:left="1440" w:hanging="480"/>
       </w:pPr>
     </w:lvl>
     <w:lvl w:ilvl="2">
@@ -894,7 +932,7 @@
       <w:lvlText w:val="%3."/>
       <w:lvlJc w:val="left"/>
       <w:pPr>
-        <w:ind w:left="2160" w:hanging="360"/>
+        <w:ind w:left="2160" w:hanging="480"/>
       </w:pPr>
     </w:lvl>
     <w:lvl w:ilvl="3">
@@ -903,7 +941,7 @@
       <w:lvlText w:val="%4."/>
       <w:lvlJc w:val="left"/>
       <w:pPr>
-        <w:ind w:left="2880" w:hanging="360"/>
+        <w:ind w:left="2880" w:hanging="480"/>
       </w:pPr>
     </w:lvl>
     <w:lvl w:ilvl="4">
@@ -912,7 +950,7 @@
       <w:lvlText w:val="%5."/>
       <w:lvlJc w:val="left"/>
       <w:pPr>
-        <w:ind w:left="3600" w:hanging="360"/>
+        <w:ind w:left="3600" w:hanging="480"/>
       </w:pPr>
     </w:lvl>
     <w:lvl w:ilvl="5">
@@ -921,7 +959,7 @@
       <w:lvlText w:val="%6."/>
       <w:lvlJc w:val="left"/>
       <w:pPr>
-        <w:ind w:left="4320" w:hanging="360"/>
+        <w:ind w:left="4320" w:hanging="480"/>
       </w:pPr>
     </w:lvl>
     <w:lvl w:ilvl="6">
@@ -930,7 +968,7 @@
       <w:lvlText w:val="%7."/>
       <w:lvlJc w:val="left"/>
       <w:pPr>
-        <w:ind w:left="5040" w:hanging="360"/>
+        <w:ind w:left="5040" w:hanging="480"/>
       </w:pPr>
     </w:lvl>
     <w:lvl w:ilvl="7">
@@ -939,7 +977,7 @@
       <w:lvlText w:val="%8."/>
       <w:lvlJc w:val="left"/>
       <w:pPr>
-        <w:ind w:left="5760" w:hanging="360"/>
+        <w:ind w:left="5760" w:hanging="480"/>
       </w:pPr>
     </w:lvl>
     <w:lvl w:ilvl="8">
@@ -948,7 +986,7 @@
       <w:lvlText w:val="%9."/>
       <w:lvlJc w:val="left"/>
       <w:pPr>
-        <w:ind w:left="6480" w:hanging="360"/>
+        <w:ind w:left="6480" w:hanging="480"/>
       </w:pPr>
     </w:lvl>
   </w:abstractNum>
@@ -961,7 +999,7 @@
       <w:lvlText w:val="%1)"/>
       <w:lvlJc w:val="left"/>
       <w:pPr>
-        <w:ind w:left="720" w:hanging="360"/>
+        <w:ind w:left="720" w:hanging="480"/>
       </w:pPr>
     </w:lvl>
     <w:lvl w:ilvl="1">
@@ -970,7 +1008,7 @@
       <w:lvlText w:val="%2)"/>
       <w:lvlJc w:val="left"/>
       <w:pPr>
-        <w:ind w:left="1440" w:hanging="360"/>
+        <w:ind w:left="1440" w:hanging="480"/>
       </w:pPr>
     </w:lvl>
     <w:lvl w:ilvl="2">
@@ -979,7 +1017,7 @@
       <w:lvlText w:val="%3)"/>
       <w:lvlJc w:val="left"/>
       <w:pPr>
-        <w:ind w:left="2160" w:hanging="360"/>
+        <w:ind w:left="2160" w:hanging="480"/>
       </w:pPr>
     </w:lvl>
     <w:lvl w:ilvl="3">
@@ -988,7 +1026,7 @@
       <w:lvlText w:val="%4)"/>
       <w:lvlJc w:val="left"/>
       <w:pPr>
-        <w:ind w:left="2880" w:hanging="360"/>
+        <w:ind w:left="2880" w:hanging="480"/>
       </w:pPr>
     </w:lvl>
     <w:lvl w:ilvl="4">
@@ -997,7 +1035,7 @@
       <w:lvlText w:val="%5)"/>
       <w:lvlJc w:val="left"/>
       <w:pPr>
-        <w:ind w:left="3600" w:hanging="360"/>
+        <w:ind w:left="3600" w:hanging="480"/>
       </w:pPr>
     </w:lvl>
     <w:lvl w:ilvl="5">
@@ -1006,7 +1044,7 @@
       <w:lvlText w:val="%6)"/>
       <w:lvlJc w:val="left"/>
       <w:pPr>
-        <w:ind w:left="4320" w:hanging="360"/>
+        <w:ind w:left="4320" w:hanging="480"/>
       </w:pPr>
     </w:lvl>
     <w:lvl w:ilvl="6">
@@ -1015,7 +1053,7 @@
       <w:lvlText w:val="%7)"/>
       <w:lvlJc w:val="left"/>
       <w:pPr>
-        <w:ind w:left="5040" w:hanging="360"/>
+        <w:ind w:left="5040" w:hanging="480"/>
       </w:pPr>
     </w:lvl>
     <w:lvl w:ilvl="7">
@@ -1024,7 +1062,7 @@
       <w:lvlText w:val="%8)"/>
       <w:lvlJc w:val="left"/>
       <w:pPr>
-        <w:ind w:left="5760" w:hanging="360"/>
+        <w:ind w:left="5760" w:hanging="480"/>
       </w:pPr>
     </w:lvl>
     <w:lvl w:ilvl="8">
@@ -1033,7 +1071,7 @@
       <w:lvlText w:val="%9)"/>
       <w:lvlJc w:val="left"/>
       <w:pPr>
-        <w:ind w:left="6480" w:hanging="360"/>
+        <w:ind w:left="6480" w:hanging="480"/>
       </w:pPr>
     </w:lvl>
   </w:abstractNum>
@@ -1198,10 +1236,10 @@
   <w:docDefaults>
     <w:rPrDefault>
       <w:rPr>
-        <w:rFonts w:asciiTheme="minorHAnsi" w:cstheme="minorBidi" w:eastAsiaTheme="minorEastAsia" w:hAnsiTheme="minorHAnsi"/>
+        <w:rFonts w:asciiTheme="minorHAnsi" w:cstheme="minorBidi" w:eastAsiaTheme="minorHAnsi" w:hAnsiTheme="minorHAnsi"/>
         <w:sz w:val="24"/>
         <w:szCs w:val="24"/>
-        <w:lang w:bidi="ar-SA" w:eastAsia="zh-CN" w:val="es-ES"/>
+        <w:lang w:bidi="ar-SA" w:eastAsia="en-US" w:val="es-ES"/>
       </w:rPr>
     </w:rPrDefault>
     <w:pPrDefault>
@@ -1242,94 +1280,57 @@
     <w:name w:val="Title"/>
     <w:basedOn w:val="Normal"/>
     <w:next w:val="BodyText"/>
-    <w:link w:val="TitleChar"/>
-    <w:uiPriority w:val="10"/>
-    <w:qFormat/>
-    <w:rsid w:val="00A10FD9"/>
-    <w:pPr>
-      <w:spacing w:after="80" w:line="240" w:lineRule="auto"/>
-      <w:contextualSpacing/>
+    <w:qFormat/>
+    <w:pPr>
+      <w:keepNext/>
+      <w:keepLines/>
+      <w:spacing w:after="240" w:before="480"/>
       <w:jc w:val="center"/>
     </w:pPr>
     <w:rPr>
       <w:rFonts w:asciiTheme="majorHAnsi" w:cstheme="majorBidi" w:eastAsiaTheme="majorEastAsia" w:hAnsiTheme="majorHAnsi"/>
-      <w:sz w:val="56"/>
-      <w:szCs w:val="56"/>
-    </w:rPr>
-  </w:style>
-  <w:style w:customStyle="1" w:styleId="TitleChar" w:type="character">
-    <w:name w:val="Title Char"/>
-    <w:basedOn w:val="DefaultParagraphFont"/>
-    <w:link w:val="Title"/>
-    <w:uiPriority w:val="10"/>
-    <w:rsid w:val="00A10FD9"/>
-    <w:rPr>
-      <w:rFonts w:asciiTheme="majorHAnsi" w:cstheme="majorBidi" w:eastAsiaTheme="majorEastAsia" w:hAnsiTheme="majorHAnsi"/>
-      <w:sz w:val="56"/>
-      <w:szCs w:val="56"/>
+      <w:b/>
+      <w:bCs/>
+      <w:color w:themeColor="accent1" w:themeShade="B5" w:val="345A8A"/>
+      <w:sz w:val="36"/>
+      <w:szCs w:val="36"/>
     </w:rPr>
   </w:style>
   <w:style w:styleId="Subtitle" w:type="paragraph">
     <w:name w:val="Subtitle"/>
     <w:basedOn w:val="Title"/>
     <w:next w:val="BodyText"/>
-    <w:link w:val="SubtitleChar"/>
-    <w:uiPriority w:val="11"/>
-    <w:qFormat/>
-    <w:rsid w:val="00A10FD9"/>
-    <w:pPr>
-      <w:numPr>
-        <w:ilvl w:val="1"/>
-      </w:numPr>
-    </w:pPr>
-    <w:rPr>
-      <w:rFonts w:cstheme="majorBidi" w:eastAsiaTheme="majorEastAsia"/>
-      <w:spacing w:val="15"/>
-      <w:sz w:val="28"/>
-      <w:szCs w:val="28"/>
-    </w:rPr>
-  </w:style>
-  <w:style w:customStyle="1" w:styleId="SubtitleChar" w:type="character">
-    <w:name w:val="Subtitle Char"/>
-    <w:basedOn w:val="DefaultParagraphFont"/>
-    <w:link w:val="Subtitle"/>
-    <w:uiPriority w:val="11"/>
-    <w:rsid w:val="00A10FD9"/>
-    <w:rPr>
-      <w:rFonts w:cstheme="majorBidi" w:eastAsiaTheme="majorEastAsia"/>
-      <w:color w:themeColor="text1" w:themeTint="A6" w:val="595959"/>
-      <w:spacing w:val="15"/>
-      <w:sz w:val="28"/>
-      <w:szCs w:val="28"/>
+    <w:qFormat/>
+    <w:pPr>
+      <w:keepNext/>
+      <w:keepLines/>
+      <w:spacing w:after="240" w:before="240"/>
+      <w:jc w:val="center"/>
+    </w:pPr>
+    <w:rPr>
+      <w:sz w:val="30"/>
+      <w:szCs w:val="30"/>
     </w:rPr>
   </w:style>
   <w:style w:customStyle="1" w:styleId="Author" w:type="paragraph">
     <w:name w:val="Author"/>
-    <w:basedOn w:val="Title"/>
     <w:next w:val="BodyText"/>
     <w:qFormat/>
     <w:pPr>
       <w:keepNext/>
       <w:keepLines/>
-    </w:pPr>
-    <w:rPr>
-      <w:sz w:val="24"/>
-      <w:szCs w:val="24"/>
-    </w:rPr>
+      <w:jc w:val="center"/>
+    </w:pPr>
   </w:style>
   <w:style w:styleId="Date" w:type="paragraph">
     <w:name w:val="Date"/>
-    <w:basedOn w:val="Title"/>
     <w:next w:val="BodyText"/>
     <w:qFormat/>
     <w:pPr>
       <w:keepNext/>
       <w:keepLines/>
-    </w:pPr>
-    <w:rPr>
-      <w:sz w:val="24"/>
-      <w:szCs w:val="24"/>
-    </w:rPr>
+      <w:jc w:val="center"/>
+    </w:pPr>
   </w:style>
   <w:style w:customStyle="1" w:styleId="AbstractTitle" w:type="paragraph">
     <w:name w:val="Abstract Title"/>
@@ -1344,6 +1345,7 @@
     </w:pPr>
     <w:rPr>
       <w:b/>
+      <w:color w:val="345A8A"/>
       <w:sz w:val="20"/>
       <w:szCs w:val="20"/>
     </w:rPr>
@@ -1372,321 +1374,191 @@
     <w:rPr/>
   </w:style>
   <w:style w:styleId="Heading1" w:type="paragraph">
-    <w:name w:val="heading 1"/>
+    <w:name w:val="Heading 1"/>
     <w:basedOn w:val="Normal"/>
     <w:next w:val="BodyText"/>
-    <w:link w:val="Heading1Char"/>
     <w:uiPriority w:val="9"/>
     <w:qFormat/>
-    <w:rsid w:val="00A10FD9"/>
     <w:pPr>
       <w:keepNext/>
       <w:keepLines/>
-      <w:spacing w:after="80" w:before="360"/>
+      <w:spacing w:after="0" w:before="480"/>
       <w:outlineLvl w:val="0"/>
     </w:pPr>
     <w:rPr>
       <w:rFonts w:asciiTheme="majorHAnsi" w:cstheme="majorBidi" w:eastAsiaTheme="majorEastAsia" w:hAnsiTheme="majorHAnsi"/>
-      <w:color w:themeColor="accent1" w:themeShade="BF" w:val="0F4761"/>
-      <w:sz w:val="40"/>
-      <w:szCs w:val="40"/>
+      <w:b/>
+      <w:bCs/>
+      <w:color w:themeColor="accent1" w:val="4F81BD"/>
+      <w:sz w:val="32"/>
+      <w:szCs w:val="32"/>
     </w:rPr>
   </w:style>
   <w:style w:styleId="Heading2" w:type="paragraph">
-    <w:name w:val="heading 2"/>
+    <w:name w:val="Heading 2"/>
     <w:basedOn w:val="Normal"/>
     <w:next w:val="BodyText"/>
-    <w:link w:val="Heading2Char"/>
     <w:uiPriority w:val="9"/>
-    <w:semiHidden/>
     <w:unhideWhenUsed/>
     <w:qFormat/>
-    <w:rsid w:val="00A10FD9"/>
     <w:pPr>
       <w:keepNext/>
       <w:keepLines/>
-      <w:spacing w:after="80" w:before="160"/>
+      <w:spacing w:after="0" w:before="200"/>
       <w:outlineLvl w:val="1"/>
     </w:pPr>
     <w:rPr>
       <w:rFonts w:asciiTheme="majorHAnsi" w:cstheme="majorBidi" w:eastAsiaTheme="majorEastAsia" w:hAnsiTheme="majorHAnsi"/>
-      <w:color w:themeColor="accent1" w:themeShade="BF" w:val="0F4761"/>
-      <w:sz w:val="32"/>
-      <w:szCs w:val="32"/>
+      <w:b/>
+      <w:bCs/>
+      <w:color w:themeColor="accent1" w:val="4F81BD"/>
+      <w:sz w:val="28"/>
+      <w:szCs w:val="28"/>
     </w:rPr>
   </w:style>
   <w:style w:styleId="Heading3" w:type="paragraph">
-    <w:name w:val="heading 3"/>
+    <w:name w:val="Heading 3"/>
     <w:basedOn w:val="Normal"/>
     <w:next w:val="BodyText"/>
-    <w:link w:val="Heading3Char"/>
     <w:uiPriority w:val="9"/>
-    <w:semiHidden/>
     <w:unhideWhenUsed/>
     <w:qFormat/>
-    <w:rsid w:val="00A10FD9"/>
     <w:pPr>
       <w:keepNext/>
       <w:keepLines/>
-      <w:spacing w:after="80" w:before="160"/>
+      <w:spacing w:after="0" w:before="200"/>
       <w:outlineLvl w:val="2"/>
     </w:pPr>
     <w:rPr>
-      <w:rFonts w:cstheme="majorBidi" w:eastAsiaTheme="majorEastAsia"/>
-      <w:color w:themeColor="accent1" w:themeShade="BF" w:val="0F4761"/>
-      <w:sz w:val="28"/>
-      <w:szCs w:val="28"/>
+      <w:rFonts w:asciiTheme="majorHAnsi" w:cstheme="majorBidi" w:eastAsiaTheme="majorEastAsia" w:hAnsiTheme="majorHAnsi"/>
+      <w:b/>
+      <w:bCs/>
+      <w:color w:themeColor="accent1" w:val="4F81BD"/>
+      <w:sz w:val="24"/>
+      <w:szCs w:val="24"/>
     </w:rPr>
   </w:style>
   <w:style w:styleId="Heading4" w:type="paragraph">
-    <w:name w:val="heading 4"/>
+    <w:name w:val="Heading 4"/>
     <w:basedOn w:val="Normal"/>
     <w:next w:val="BodyText"/>
-    <w:link w:val="Heading4Char"/>
     <w:uiPriority w:val="9"/>
-    <w:semiHidden/>
     <w:unhideWhenUsed/>
     <w:qFormat/>
-    <w:rsid w:val="00A10FD9"/>
     <w:pPr>
       <w:keepNext/>
       <w:keepLines/>
-      <w:spacing w:after="40" w:before="80"/>
+      <w:spacing w:after="0" w:before="200"/>
       <w:outlineLvl w:val="3"/>
     </w:pPr>
     <w:rPr>
-      <w:rFonts w:cstheme="majorBidi" w:eastAsiaTheme="majorEastAsia"/>
+      <w:rFonts w:asciiTheme="majorHAnsi" w:cstheme="majorBidi" w:eastAsiaTheme="majorEastAsia" w:hAnsiTheme="majorHAnsi"/>
+      <w:bCs/>
       <w:i/>
-      <w:iCs/>
-      <w:color w:themeColor="accent1" w:themeShade="BF" w:val="0F4761"/>
+      <w:color w:themeColor="accent1" w:val="4F81BD"/>
+      <w:sz w:val="24"/>
+      <w:szCs w:val="24"/>
     </w:rPr>
   </w:style>
   <w:style w:styleId="Heading5" w:type="paragraph">
-    <w:name w:val="heading 5"/>
+    <w:name w:val="Heading 5"/>
     <w:basedOn w:val="Normal"/>
     <w:next w:val="BodyText"/>
-    <w:link w:val="Heading5Char"/>
     <w:uiPriority w:val="9"/>
-    <w:semiHidden/>
     <w:unhideWhenUsed/>
     <w:qFormat/>
-    <w:rsid w:val="00A10FD9"/>
     <w:pPr>
       <w:keepNext/>
       <w:keepLines/>
-      <w:spacing w:after="40" w:before="80"/>
+      <w:spacing w:after="0" w:before="200"/>
       <w:outlineLvl w:val="4"/>
     </w:pPr>
     <w:rPr>
-      <w:rFonts w:cstheme="majorBidi" w:eastAsiaTheme="majorEastAsia"/>
-      <w:color w:themeColor="accent1" w:themeShade="BF" w:val="0F4761"/>
+      <w:rFonts w:asciiTheme="majorHAnsi" w:cstheme="majorBidi" w:eastAsiaTheme="majorEastAsia" w:hAnsiTheme="majorHAnsi"/>
+      <w:iCs/>
+      <w:color w:themeColor="accent1" w:val="4F81BD"/>
+      <w:sz w:val="24"/>
+      <w:szCs w:val="24"/>
     </w:rPr>
   </w:style>
   <w:style w:styleId="Heading6" w:type="paragraph">
-    <w:name w:val="heading 6"/>
+    <w:name w:val="Heading 6"/>
     <w:basedOn w:val="Normal"/>
     <w:next w:val="BodyText"/>
-    <w:link w:val="Heading6Char"/>
     <w:uiPriority w:val="9"/>
-    <w:semiHidden/>
     <w:unhideWhenUsed/>
     <w:qFormat/>
-    <w:rsid w:val="00A10FD9"/>
     <w:pPr>
       <w:keepNext/>
       <w:keepLines/>
-      <w:spacing w:after="0" w:before="40"/>
+      <w:spacing w:after="0" w:before="200"/>
       <w:outlineLvl w:val="5"/>
     </w:pPr>
     <w:rPr>
-      <w:rFonts w:cstheme="majorBidi" w:eastAsiaTheme="majorEastAsia"/>
-      <w:i/>
-      <w:iCs/>
-      <w:color w:themeColor="text1" w:themeTint="A6" w:val="595959"/>
+      <w:rFonts w:asciiTheme="majorHAnsi" w:cstheme="majorBidi" w:eastAsiaTheme="majorEastAsia" w:hAnsiTheme="majorHAnsi"/>
+      <w:color w:themeColor="accent1" w:val="4F81BD"/>
+      <w:sz w:val="24"/>
+      <w:szCs w:val="24"/>
     </w:rPr>
   </w:style>
   <w:style w:styleId="Heading7" w:type="paragraph">
-    <w:name w:val="heading 7"/>
+    <w:name w:val="Heading 7"/>
     <w:basedOn w:val="Normal"/>
     <w:next w:val="BodyText"/>
-    <w:link w:val="Heading7Char"/>
     <w:uiPriority w:val="9"/>
-    <w:semiHidden/>
     <w:unhideWhenUsed/>
     <w:qFormat/>
-    <w:rsid w:val="00A10FD9"/>
     <w:pPr>
       <w:keepNext/>
       <w:keepLines/>
-      <w:spacing w:after="0" w:before="40"/>
+      <w:spacing w:after="0" w:before="200"/>
       <w:outlineLvl w:val="6"/>
     </w:pPr>
     <w:rPr>
-      <w:rFonts w:cstheme="majorBidi" w:eastAsiaTheme="majorEastAsia"/>
-      <w:color w:themeColor="text1" w:themeTint="A6" w:val="595959"/>
+      <w:rFonts w:asciiTheme="majorHAnsi" w:cstheme="majorBidi" w:eastAsiaTheme="majorEastAsia" w:hAnsiTheme="majorHAnsi"/>
+      <w:color w:themeColor="accent1" w:val="4F81BD"/>
+      <w:sz w:val="24"/>
+      <w:szCs w:val="24"/>
     </w:rPr>
   </w:style>
   <w:style w:styleId="Heading8" w:type="paragraph">
-    <w:name w:val="heading 8"/>
+    <w:name w:val="Heading 8"/>
     <w:basedOn w:val="Normal"/>
     <w:next w:val="BodyText"/>
-    <w:link w:val="Heading8Char"/>
     <w:uiPriority w:val="9"/>
-    <w:semiHidden/>
     <w:unhideWhenUsed/>
     <w:qFormat/>
-    <w:rsid w:val="00A10FD9"/>
     <w:pPr>
       <w:keepNext/>
       <w:keepLines/>
-      <w:spacing w:after="0"/>
+      <w:spacing w:after="0" w:before="200"/>
       <w:outlineLvl w:val="7"/>
     </w:pPr>
     <w:rPr>
-      <w:rFonts w:cstheme="majorBidi" w:eastAsiaTheme="majorEastAsia"/>
-      <w:i/>
-      <w:iCs/>
-      <w:color w:themeColor="text1" w:themeTint="D8" w:val="272727"/>
+      <w:rFonts w:asciiTheme="majorHAnsi" w:cstheme="majorBidi" w:eastAsiaTheme="majorEastAsia" w:hAnsiTheme="majorHAnsi"/>
+      <w:color w:themeColor="accent1" w:val="4F81BD"/>
+      <w:sz w:val="24"/>
+      <w:szCs w:val="24"/>
     </w:rPr>
   </w:style>
   <w:style w:styleId="Heading9" w:type="paragraph">
-    <w:name w:val="heading 9"/>
+    <w:name w:val="Heading 9"/>
     <w:basedOn w:val="Normal"/>
     <w:next w:val="BodyText"/>
-    <w:link w:val="Heading9Char"/>
     <w:uiPriority w:val="9"/>
-    <w:semiHidden/>
     <w:unhideWhenUsed/>
     <w:qFormat/>
-    <w:rsid w:val="00A10FD9"/>
     <w:pPr>
       <w:keepNext/>
       <w:keepLines/>
-      <w:spacing w:after="0"/>
+      <w:spacing w:after="0" w:before="200"/>
       <w:outlineLvl w:val="8"/>
     </w:pPr>
     <w:rPr>
-      <w:rFonts w:cstheme="majorBidi" w:eastAsiaTheme="majorEastAsia"/>
-      <w:color w:themeColor="text1" w:themeTint="D8" w:val="272727"/>
-    </w:rPr>
-  </w:style>
-  <w:style w:customStyle="1" w:styleId="Heading1Char" w:type="character">
-    <w:name w:val="Heading 1 Char"/>
-    <w:basedOn w:val="DefaultParagraphFont"/>
-    <w:link w:val="Heading1"/>
-    <w:uiPriority w:val="9"/>
-    <w:rsid w:val="00A10FD9"/>
-    <w:rPr>
       <w:rFonts w:asciiTheme="majorHAnsi" w:cstheme="majorBidi" w:eastAsiaTheme="majorEastAsia" w:hAnsiTheme="majorHAnsi"/>
-      <w:color w:themeColor="accent1" w:themeShade="BF" w:val="0F4761"/>
-      <w:sz w:val="40"/>
-      <w:szCs w:val="40"/>
-    </w:rPr>
-  </w:style>
-  <w:style w:customStyle="1" w:styleId="Heading2Char" w:type="character">
-    <w:name w:val="Heading 2 Char"/>
-    <w:basedOn w:val="DefaultParagraphFont"/>
-    <w:link w:val="Heading2"/>
-    <w:uiPriority w:val="9"/>
-    <w:semiHidden/>
-    <w:rsid w:val="00A10FD9"/>
-    <w:rPr>
-      <w:rFonts w:asciiTheme="majorHAnsi" w:cstheme="majorBidi" w:eastAsiaTheme="majorEastAsia" w:hAnsiTheme="majorHAnsi"/>
-      <w:color w:themeColor="accent1" w:themeShade="BF" w:val="0F4761"/>
-      <w:sz w:val="32"/>
-      <w:szCs w:val="32"/>
-    </w:rPr>
-  </w:style>
-  <w:style w:customStyle="1" w:styleId="Heading3Char" w:type="character">
-    <w:name w:val="Heading 3 Char"/>
-    <w:basedOn w:val="DefaultParagraphFont"/>
-    <w:link w:val="Heading3"/>
-    <w:uiPriority w:val="9"/>
-    <w:semiHidden/>
-    <w:rsid w:val="00A10FD9"/>
-    <w:rPr>
-      <w:rFonts w:cstheme="majorBidi" w:eastAsiaTheme="majorEastAsia"/>
-      <w:color w:themeColor="accent1" w:themeShade="BF" w:val="0F4761"/>
-      <w:sz w:val="28"/>
-      <w:szCs w:val="28"/>
-    </w:rPr>
-  </w:style>
-  <w:style w:customStyle="1" w:styleId="Heading4Char" w:type="character">
-    <w:name w:val="Heading 4 Char"/>
-    <w:basedOn w:val="DefaultParagraphFont"/>
-    <w:link w:val="Heading4"/>
-    <w:uiPriority w:val="9"/>
-    <w:semiHidden/>
-    <w:rsid w:val="00A10FD9"/>
-    <w:rPr>
-      <w:rFonts w:cstheme="majorBidi" w:eastAsiaTheme="majorEastAsia"/>
-      <w:i/>
-      <w:iCs/>
-      <w:color w:themeColor="accent1" w:themeShade="BF" w:val="0F4761"/>
-    </w:rPr>
-  </w:style>
-  <w:style w:customStyle="1" w:styleId="Heading5Char" w:type="character">
-    <w:name w:val="Heading 5 Char"/>
-    <w:basedOn w:val="DefaultParagraphFont"/>
-    <w:link w:val="Heading5"/>
-    <w:uiPriority w:val="9"/>
-    <w:semiHidden/>
-    <w:rsid w:val="00A10FD9"/>
-    <w:rPr>
-      <w:rFonts w:cstheme="majorBidi" w:eastAsiaTheme="majorEastAsia"/>
-      <w:color w:themeColor="accent1" w:themeShade="BF" w:val="0F4761"/>
-    </w:rPr>
-  </w:style>
-  <w:style w:customStyle="1" w:styleId="Heading6Char" w:type="character">
-    <w:name w:val="Heading 6 Char"/>
-    <w:basedOn w:val="DefaultParagraphFont"/>
-    <w:link w:val="Heading6"/>
-    <w:uiPriority w:val="9"/>
-    <w:semiHidden/>
-    <w:rsid w:val="00A10FD9"/>
-    <w:rPr>
-      <w:rFonts w:cstheme="majorBidi" w:eastAsiaTheme="majorEastAsia"/>
-      <w:i/>
-      <w:iCs/>
-      <w:color w:themeColor="text1" w:themeTint="A6" w:val="595959"/>
-    </w:rPr>
-  </w:style>
-  <w:style w:customStyle="1" w:styleId="Heading7Char" w:type="character">
-    <w:name w:val="Heading 7 Char"/>
-    <w:basedOn w:val="DefaultParagraphFont"/>
-    <w:link w:val="Heading7"/>
-    <w:uiPriority w:val="9"/>
-    <w:semiHidden/>
-    <w:rsid w:val="00A10FD9"/>
-    <w:rPr>
-      <w:rFonts w:cstheme="majorBidi" w:eastAsiaTheme="majorEastAsia"/>
-      <w:color w:themeColor="text1" w:themeTint="A6" w:val="595959"/>
-    </w:rPr>
-  </w:style>
-  <w:style w:customStyle="1" w:styleId="Heading8Char" w:type="character">
-    <w:name w:val="Heading 8 Char"/>
-    <w:basedOn w:val="DefaultParagraphFont"/>
-    <w:link w:val="Heading8"/>
-    <w:uiPriority w:val="9"/>
-    <w:semiHidden/>
-    <w:rsid w:val="00A10FD9"/>
-    <w:rPr>
-      <w:rFonts w:cstheme="majorBidi" w:eastAsiaTheme="majorEastAsia"/>
-      <w:i/>
-      <w:iCs/>
-      <w:color w:themeColor="text1" w:themeTint="D8" w:val="272727"/>
-    </w:rPr>
-  </w:style>
-  <w:style w:customStyle="1" w:styleId="Heading9Char" w:type="character">
-    <w:name w:val="Heading 9 Char"/>
-    <w:basedOn w:val="DefaultParagraphFont"/>
-    <w:link w:val="Heading9"/>
-    <w:uiPriority w:val="9"/>
-    <w:semiHidden/>
-    <w:rsid w:val="00A10FD9"/>
-    <w:rPr>
-      <w:rFonts w:cstheme="majorBidi" w:eastAsiaTheme="majorEastAsia"/>
-      <w:color w:themeColor="text1" w:themeTint="D8" w:val="272727"/>
+      <w:color w:themeColor="accent1" w:val="4F81BD"/>
+      <w:sz w:val="24"/>
+      <w:szCs w:val="24"/>
     </w:rPr>
   </w:style>
   <w:style w:styleId="BlockText" w:type="paragraph">
@@ -1711,8 +1583,8 @@
   </w:style>
   <w:style w:styleId="FootnoteBlockText" w:type="paragraph">
     <w:name w:val="Footnote Block Text"/>
-    <w:basedOn w:val="FootnoteText"/>
-    <w:next w:val="FootnoteText"/>
+    <w:basedOn w:val="Footnote Text"/>
+    <w:next w:val="Footnote Text"/>
     <w:uiPriority w:val="9"/>
     <w:unhideWhenUsed/>
     <w:qFormat/>
@@ -1742,6 +1614,13 @@
       </w:tblCellMar>
     </w:tblPr>
     <w:tblStylePr w:type="firstRow">
+      <w:tblPr>
+        <w:jc w:val="left"/>
+        <w:tblInd w:type="dxa" w:w="0"/>
+      </w:tblPr>
+      <w:trPr>
+        <w:jc w:val="left"/>
+      </w:trPr>
       <w:tcPr>
         <w:tcBorders>
           <w:bottom w:val="single"/>
@@ -2097,44 +1976,44 @@
         <a:sysClr val="window" lastClr="FFFFFF"/>
       </a:lt1>
       <a:dk2>
-        <a:srgbClr val="0E2841"/>
+        <a:srgbClr val="1F497D"/>
       </a:dk2>
       <a:lt2>
-        <a:srgbClr val="E8E8E8"/>
+        <a:srgbClr val="EEECE1"/>
       </a:lt2>
       <a:accent1>
-        <a:srgbClr val="156082"/>
+        <a:srgbClr val="4F81BD"/>
       </a:accent1>
       <a:accent2>
-        <a:srgbClr val="E97132"/>
+        <a:srgbClr val="C0504D"/>
       </a:accent2>
       <a:accent3>
-        <a:srgbClr val="196B24"/>
+        <a:srgbClr val="9BBB59"/>
       </a:accent3>
       <a:accent4>
-        <a:srgbClr val="0F9ED5"/>
+        <a:srgbClr val="8064A2"/>
       </a:accent4>
       <a:accent5>
-        <a:srgbClr val="A02B93"/>
+        <a:srgbClr val="4BACC6"/>
       </a:accent5>
       <a:accent6>
-        <a:srgbClr val="4EA72E"/>
+        <a:srgbClr val="F79646"/>
       </a:accent6>
       <a:hlink>
-        <a:srgbClr val="467886"/>
+        <a:srgbClr val="0000FF"/>
       </a:hlink>
       <a:folHlink>
-        <a:srgbClr val="96607D"/>
+        <a:srgbClr val="800080"/>
       </a:folHlink>
     </a:clrScheme>
     <a:fontScheme name="Office">
       <a:majorFont>
-        <a:latin typeface="Aptos Display" panose="02110004020202020204"/>
+        <a:latin typeface="Calibri"/>
         <a:ea typeface=""/>
         <a:cs typeface=""/>
-        <a:font script="Jpan" typeface="游ゴシック Light"/>
+        <a:font script="Jpan" typeface="ＭＳ ゴシック"/>
         <a:font script="Hang" typeface="맑은 고딕"/>
-        <a:font script="Hans" typeface="等线 Light"/>
+        <a:font script="Hans" typeface="宋体"/>
         <a:font script="Hant" typeface="新細明體"/>
         <a:font script="Arab" typeface="Times New Roman"/>
         <a:font script="Hebr" typeface="Times New Roman"/>
@@ -2161,32 +2040,14 @@
         <a:font script="Mong" typeface="Mongolian Baiti"/>
         <a:font script="Viet" typeface="Times New Roman"/>
         <a:font script="Uigh" typeface="Microsoft Uighur"/>
-        <a:font script="Geor" typeface="Sylfaen"/>
-        <a:font script="Armn" typeface="Arial"/>
-        <a:font script="Bugi" typeface="Leelawadee UI"/>
-        <a:font script="Bopo" typeface="Microsoft JhengHei"/>
-        <a:font script="Java" typeface="Javanese Text"/>
-        <a:font script="Lisu" typeface="Segoe UI"/>
-        <a:font script="Mymr" typeface="Myanmar Text"/>
-        <a:font script="Nkoo" typeface="Ebrima"/>
-        <a:font script="Olck" typeface="Nirmala UI"/>
-        <a:font script="Osma" typeface="Ebrima"/>
-        <a:font script="Phag" typeface="Phagspa"/>
-        <a:font script="Syrn" typeface="Estrangelo Edessa"/>
-        <a:font script="Syrj" typeface="Estrangelo Edessa"/>
-        <a:font script="Syre" typeface="Estrangelo Edessa"/>
-        <a:font script="Sora" typeface="Nirmala UI"/>
-        <a:font script="Tale" typeface="Microsoft Tai Le"/>
-        <a:font script="Talu" typeface="Microsoft New Tai Lue"/>
-        <a:font script="Tfng" typeface="Ebrima"/>
       </a:majorFont>
       <a:minorFont>
-        <a:latin typeface="Aptos" panose="02110004020202020204"/>
+        <a:latin typeface="Cambria"/>
         <a:ea typeface=""/>
         <a:cs typeface=""/>
-        <a:font script="Jpan" typeface="游明朝"/>
+        <a:font script="Jpan" typeface="ＭＳ 明朝"/>
         <a:font script="Hang" typeface="맑은 고딕"/>
-        <a:font script="Hans" typeface="等线"/>
+        <a:font script="Hans" typeface="宋体"/>
         <a:font script="Hant" typeface="新細明體"/>
         <a:font script="Arab" typeface="Arial"/>
         <a:font script="Hebr" typeface="Arial"/>
@@ -2213,24 +2074,6 @@
         <a:font script="Mong" typeface="Mongolian Baiti"/>
         <a:font script="Viet" typeface="Arial"/>
         <a:font script="Uigh" typeface="Microsoft Uighur"/>
-        <a:font script="Geor" typeface="Sylfaen"/>
-        <a:font script="Armn" typeface="Arial"/>
-        <a:font script="Bugi" typeface="Leelawadee UI"/>
-        <a:font script="Bopo" typeface="Microsoft JhengHei"/>
-        <a:font script="Java" typeface="Javanese Text"/>
-        <a:font script="Lisu" typeface="Segoe UI"/>
-        <a:font script="Mymr" typeface="Myanmar Text"/>
-        <a:font script="Nkoo" typeface="Ebrima"/>
-        <a:font script="Olck" typeface="Nirmala UI"/>
-        <a:font script="Osma" typeface="Ebrima"/>
-        <a:font script="Phag" typeface="Phagspa"/>
-        <a:font script="Syrn" typeface="Estrangelo Edessa"/>
-        <a:font script="Syrj" typeface="Estrangelo Edessa"/>
-        <a:font script="Syre" typeface="Estrangelo Edessa"/>
-        <a:font script="Sora" typeface="Nirmala UI"/>
-        <a:font script="Tale" typeface="Microsoft Tai Le"/>
-        <a:font script="Talu" typeface="Microsoft New Tai Lue"/>
-        <a:font script="Tfng" typeface="Ebrima"/>
       </a:minorFont>
     </a:fontScheme>
     <a:fmtScheme name="Office">
@@ -2242,141 +2085,200 @@
           <a:gsLst>
             <a:gs pos="0">
               <a:schemeClr val="phClr">
-                <a:lumMod val="110000"/>
-                <a:satMod val="105000"/>
-                <a:tint val="67000"/>
+                <a:tint val="50000"/>
+                <a:satMod val="300000"/>
               </a:schemeClr>
             </a:gs>
-            <a:gs pos="50000">
+            <a:gs pos="35000">
               <a:schemeClr val="phClr">
-                <a:lumMod val="105000"/>
-                <a:satMod val="103000"/>
-                <a:tint val="73000"/>
+                <a:tint val="37000"/>
+                <a:satMod val="300000"/>
               </a:schemeClr>
             </a:gs>
             <a:gs pos="100000">
               <a:schemeClr val="phClr">
-                <a:lumMod val="105000"/>
-                <a:satMod val="109000"/>
-                <a:tint val="81000"/>
+                <a:tint val="15000"/>
+                <a:satMod val="350000"/>
               </a:schemeClr>
             </a:gs>
           </a:gsLst>
-          <a:lin ang="5400000" scaled="0"/>
+          <a:lin ang="16200000" scaled="1"/>
         </a:gradFill>
         <a:gradFill rotWithShape="1">
           <a:gsLst>
             <a:gs pos="0">
               <a:schemeClr val="phClr">
-                <a:satMod val="103000"/>
-                <a:lumMod val="102000"/>
-                <a:tint val="94000"/>
-              </a:schemeClr>
-            </a:gs>
-            <a:gs pos="50000">
-              <a:schemeClr val="phClr">
-                <a:satMod val="110000"/>
-                <a:lumMod val="100000"/>
+                <a:tint val="100000"/>
                 <a:shade val="100000"/>
+                <a:satMod val="130000"/>
               </a:schemeClr>
             </a:gs>
             <a:gs pos="100000">
               <a:schemeClr val="phClr">
-                <a:lumMod val="99000"/>
-                <a:satMod val="120000"/>
-                <a:shade val="78000"/>
+                <a:tint val="50000"/>
+                <a:shade val="100000"/>
+                <a:satMod val="350000"/>
               </a:schemeClr>
             </a:gs>
           </a:gsLst>
-          <a:lin ang="5400000" scaled="0"/>
+          <a:lin ang="16200000" scaled="0"/>
         </a:gradFill>
       </a:fillStyleLst>
       <a:lnStyleLst>
-        <a:ln w="6350" cap="flat" cmpd="sng" algn="ctr">
+        <a:ln w="9525" cap="flat" cmpd="sng" algn="ctr">
+          <a:solidFill>
+            <a:schemeClr val="phClr">
+              <a:shade val="95000"/>
+              <a:satMod val="105000"/>
+            </a:schemeClr>
+          </a:solidFill>
+          <a:prstDash val="solid"/>
+        </a:ln>
+        <a:ln w="25400" cap="flat" cmpd="sng" algn="ctr">
           <a:solidFill>
             <a:schemeClr val="phClr"/>
           </a:solidFill>
           <a:prstDash val="solid"/>
-          <a:miter lim="800000"/>
         </a:ln>
-        <a:ln w="12700" cap="flat" cmpd="sng" algn="ctr">
+        <a:ln w="38100" cap="flat" cmpd="sng" algn="ctr">
           <a:solidFill>
             <a:schemeClr val="phClr"/>
           </a:solidFill>
           <a:prstDash val="solid"/>
-          <a:miter lim="800000"/>
-        </a:ln>
-        <a:ln w="19050" cap="flat" cmpd="sng" algn="ctr">
-          <a:solidFill>
-            <a:schemeClr val="phClr"/>
-          </a:solidFill>
-          <a:prstDash val="solid"/>
-          <a:miter lim="800000"/>
         </a:ln>
       </a:lnStyleLst>
       <a:effectStyleLst>
         <a:effectStyle>
-          <a:effectLst/>
-        </a:effectStyle>
-        <a:effectStyle>
-          <a:effectLst/>
+          <a:effectLst>
+            <a:outerShdw blurRad="40000" dist="20000" dir="5400000" rotWithShape="0">
+              <a:srgbClr val="000000">
+                <a:alpha val="38000"/>
+              </a:srgbClr>
+            </a:outerShdw>
+          </a:effectLst>
         </a:effectStyle>
         <a:effectStyle>
           <a:effectLst>
-            <a:outerShdw blurRad="57150" dist="19050" dir="5400000" algn="ctr" rotWithShape="0">
+            <a:outerShdw blurRad="40000" dist="23000" dir="5400000" rotWithShape="0">
               <a:srgbClr val="000000">
-                <a:alpha val="63000"/>
+                <a:alpha val="35000"/>
               </a:srgbClr>
             </a:outerShdw>
           </a:effectLst>
+        </a:effectStyle>
+        <a:effectStyle>
+          <a:effectLst>
+            <a:outerShdw blurRad="40000" dist="23000" dir="5400000" rotWithShape="0">
+              <a:srgbClr val="000000">
+                <a:alpha val="35000"/>
+              </a:srgbClr>
+            </a:outerShdw>
+          </a:effectLst>
+          <a:scene3d>
+            <a:camera prst="orthographicFront">
+              <a:rot lat="0" lon="0" rev="0"/>
+            </a:camera>
+            <a:lightRig rig="threePt" dir="t">
+              <a:rot lat="0" lon="0" rev="1200000"/>
+            </a:lightRig>
+          </a:scene3d>
+          <a:sp3d>
+            <a:bevelT w="63500" h="25400"/>
+          </a:sp3d>
         </a:effectStyle>
       </a:effectStyleLst>
       <a:bgFillStyleLst>
         <a:solidFill>
           <a:schemeClr val="phClr"/>
         </a:solidFill>
-        <a:solidFill>
-          <a:schemeClr val="phClr">
-            <a:tint val="95000"/>
-            <a:satMod val="170000"/>
-          </a:schemeClr>
-        </a:solidFill>
         <a:gradFill rotWithShape="1">
           <a:gsLst>
             <a:gs pos="0">
               <a:schemeClr val="phClr">
-                <a:tint val="93000"/>
-                <a:satMod val="150000"/>
-                <a:shade val="98000"/>
-                <a:lumMod val="102000"/>
+                <a:tint val="40000"/>
+                <a:satMod val="350000"/>
               </a:schemeClr>
             </a:gs>
-            <a:gs pos="50000">
+            <a:gs pos="40000">
               <a:schemeClr val="phClr">
-                <a:tint val="98000"/>
-                <a:satMod val="130000"/>
-                <a:shade val="90000"/>
-                <a:lumMod val="103000"/>
+                <a:tint val="45000"/>
+                <a:shade val="99000"/>
+                <a:satMod val="350000"/>
               </a:schemeClr>
             </a:gs>
             <a:gs pos="100000">
               <a:schemeClr val="phClr">
-                <a:shade val="63000"/>
-                <a:satMod val="120000"/>
+                <a:shade val="20000"/>
+                <a:satMod val="255000"/>
               </a:schemeClr>
             </a:gs>
           </a:gsLst>
-          <a:lin ang="5400000" scaled="0"/>
+          <a:path path="circle">
+            <a:fillToRect l="50000" t="-80000" r="50000" b="180000"/>
+          </a:path>
+        </a:gradFill>
+        <a:gradFill rotWithShape="1">
+          <a:gsLst>
+            <a:gs pos="0">
+              <a:schemeClr val="phClr">
+                <a:tint val="80000"/>
+                <a:satMod val="300000"/>
+              </a:schemeClr>
+            </a:gs>
+            <a:gs pos="100000">
+              <a:schemeClr val="phClr">
+                <a:shade val="30000"/>
+                <a:satMod val="200000"/>
+              </a:schemeClr>
+            </a:gs>
+          </a:gsLst>
+          <a:path path="circle">
+            <a:fillToRect l="50000" t="50000" r="50000" b="50000"/>
+          </a:path>
         </a:gradFill>
       </a:bgFillStyleLst>
     </a:fmtScheme>
   </a:themeElements>
-  <a:objectDefaults/>
+  <a:objectDefaults>
+    <a:spDef>
+      <a:spPr/>
+      <a:bodyPr/>
+      <a:lstStyle/>
+      <a:style>
+        <a:lnRef idx="1">
+          <a:schemeClr val="accent1"/>
+        </a:lnRef>
+        <a:fillRef idx="3">
+          <a:schemeClr val="accent1"/>
+        </a:fillRef>
+        <a:effectRef idx="2">
+          <a:schemeClr val="accent1"/>
+        </a:effectRef>
+        <a:fontRef idx="minor">
+          <a:schemeClr val="lt1"/>
+        </a:fontRef>
+      </a:style>
+    </a:spDef>
+    <a:lnDef>
+      <a:spPr/>
+      <a:bodyPr/>
+      <a:lstStyle/>
+      <a:style>
+        <a:lnRef idx="2">
+          <a:schemeClr val="accent1"/>
+        </a:lnRef>
+        <a:fillRef idx="0">
+          <a:schemeClr val="accent1"/>
+        </a:fillRef>
+        <a:effectRef idx="1">
+          <a:schemeClr val="accent1"/>
+        </a:effectRef>
+        <a:fontRef idx="minor">
+          <a:schemeClr val="tx1"/>
+        </a:fontRef>
+      </a:style>
+    </a:lnDef>
+  </a:objectDefaults>
   <a:extraClrSchemeLst/>
-  <a:extLst>
-    <a:ext uri="{05A4C25C-085E-4340-85A3-A5531E510DB2}">
-      <thm15:themeFamily xmlns:thm15="http://schemas.microsoft.com/office/thememl/2012/main" name="Office Theme" id="{2E142A2C-CD16-42D6-873A-C26D2A0506FA}" vid="{1BDDFF52-6CD6-40A5-AB3C-68EB2F1E4D0A}"/>
-    </a:ext>
-  </a:extLst>
 </a:theme>
 </file>
--- a/docx/07-servicios-red/boletin-U07-inicial-resuelto.docx
+++ b/docx/07-servicios-red/boletin-U07-inicial-resuelto.docx
@@ -28,7 +28,7 @@
         </w:p>
       </w:sdtContent>
     </w:sdt>
-    <w:bookmarkStart w:id="20" w:name="Xe3e484428b404b005ef0fa3a49a9914e75df48b"/>
+    <w:bookmarkStart w:id="9" w:name="Xe3e484428b404b005ef0fa3a49a9914e75df48b"/>
     <w:p>
       <w:pPr>
         <w:pStyle w:val="Heading1"/>
@@ -37,8 +37,8 @@
         <w:t xml:space="preserve">Boletín de Servicios de red — Inicial (Resuelto)</w:t>
       </w:r>
     </w:p>
-    <w:bookmarkEnd w:id="20"/>
-    <w:bookmarkStart w:id="29" w:name="X44ed0be76c0640e789d158094f1ec683faca630"/>
+    <w:bookmarkEnd w:id="9"/>
+    <w:bookmarkStart w:id="18" w:name="X44ed0be76c0640e789d158094f1ec683faca630"/>
     <w:p>
       <w:pPr>
         <w:pStyle w:val="Heading1"/>
@@ -54,7 +54,7 @@
         </w:pict>
       </w:r>
     </w:p>
-    <w:bookmarkStart w:id="21" w:name="qué-servicio-soy"/>
+    <w:bookmarkStart w:id="10" w:name="qué-servicio-soy"/>
     <w:p>
       <w:pPr>
         <w:pStyle w:val="Heading2"/>
@@ -151,8 +151,8 @@
         <w:t xml:space="preserve">— el navegador pregunta primero por el nombre antes de conectar.</w:t>
       </w:r>
     </w:p>
-    <w:bookmarkEnd w:id="21"/>
-    <w:bookmarkStart w:id="22" w:name="las-cuatro-fases-de-dhcp"/>
+    <w:bookmarkEnd w:id="10"/>
+    <w:bookmarkStart w:id="11" w:name="las-cuatro-fases-de-dhcp"/>
     <w:p>
       <w:pPr>
         <w:pStyle w:val="Heading2"/>
@@ -193,13 +193,7 @@
         <w:t xml:space="preserve"> </w:t>
       </w:r>
       <w:r>
-        <w:t xml:space="preserve">“</w:t>
-      </w:r>
-      <w:r>
-        <w:t xml:space="preserve">¿hay algún servidor?</w:t>
-      </w:r>
-      <w:r>
-        <w:t xml:space="preserve">”</w:t>
+        <w:t xml:space="preserve">“¿hay algún servidor?”</w:t>
       </w:r>
       <w:r>
         <w:t xml:space="preserve"> </w:t>
@@ -208,8 +202,8 @@
         <w:t xml:space="preserve">(Discover), el servidor ofrece una IP (Offer), el cliente la reclama (Request) y el servidor la confirma (Ack).</w:t>
       </w:r>
     </w:p>
-    <w:bookmarkEnd w:id="22"/>
-    <w:bookmarkStart w:id="23" w:name="verdadero-o-falso"/>
+    <w:bookmarkEnd w:id="11"/>
+    <w:bookmarkStart w:id="12" w:name="verdadero-o-falso"/>
     <w:p>
       <w:pPr>
         <w:pStyle w:val="Heading2"/>
@@ -341,8 +335,8 @@
         <w:t xml:space="preserve">La oferta DHCP incluye opciones: máscara, gateway por defecto, DNS, dominio, TFTP…</w:t>
       </w:r>
     </w:p>
-    <w:bookmarkEnd w:id="23"/>
-    <w:bookmarkStart w:id="24" w:name="qué-registro-dns"/>
+    <w:bookmarkEnd w:id="12"/>
+    <w:bookmarkStart w:id="13" w:name="qué-registro-dns"/>
     <w:p>
       <w:pPr>
         <w:pStyle w:val="Heading2"/>
@@ -389,8 +383,8 @@
         <w:t xml:space="preserve">6 → e (PTR: resolución inversa IP → nombre)</w:t>
       </w:r>
     </w:p>
-    <w:bookmarkEnd w:id="24"/>
-    <w:bookmarkStart w:id="25" w:name="qué-comando"/>
+    <w:bookmarkEnd w:id="13"/>
+    <w:bookmarkStart w:id="14" w:name="qué-comando"/>
     <w:p>
       <w:pPr>
         <w:pStyle w:val="Heading2"/>
@@ -461,8 +455,8 @@
         <w:t xml:space="preserve">la vacía)</w:t>
       </w:r>
     </w:p>
-    <w:bookmarkEnd w:id="25"/>
-    <w:bookmarkStart w:id="26" w:name="el-reloj-y-los-logs"/>
+    <w:bookmarkEnd w:id="14"/>
+    <w:bookmarkStart w:id="15" w:name="el-reloj-y-los-logs"/>
     <w:p>
       <w:pPr>
         <w:pStyle w:val="Heading2"/>
@@ -495,13 +489,7 @@
         <w:t xml:space="preserve"> </w:t>
       </w:r>
       <w:r>
-        <w:t xml:space="preserve">“</w:t>
-      </w:r>
-      <w:r>
-        <w:t xml:space="preserve">el switch avisó a las 08:59</w:t>
-      </w:r>
-      <w:r>
-        <w:t xml:space="preserve">”</w:t>
+        <w:t xml:space="preserve">“el switch avisó a las 08:59”</w:t>
       </w:r>
       <w:r>
         <w:t xml:space="preserve"> </w:t>
@@ -513,13 +501,7 @@
         <w:t xml:space="preserve"> </w:t>
       </w:r>
       <w:r>
-        <w:t xml:space="preserve">“</w:t>
-      </w:r>
-      <w:r>
-        <w:t xml:space="preserve">el servidor registró el error a las 09:00</w:t>
-      </w:r>
-      <w:r>
-        <w:t xml:space="preserve">”</w:t>
+        <w:t xml:space="preserve">“el servidor registró el error a las 09:00”</w:t>
       </w:r>
       <w:r>
         <w:t xml:space="preserve"> </w:t>
@@ -528,8 +510,8 @@
         <w:t xml:space="preserve">si cada uno lleva su hora. Con NTP todos los equipos apuntan a la misma fuente y los logs cuadran.</w:t>
       </w:r>
     </w:p>
-    <w:bookmarkEnd w:id="26"/>
-    <w:bookmarkStart w:id="27" w:name="dhcp-helper"/>
+    <w:bookmarkEnd w:id="15"/>
+    <w:bookmarkStart w:id="16" w:name="dhcp-helper"/>
     <w:p>
       <w:pPr>
         <w:pStyle w:val="Heading2"/>
@@ -600,8 +582,8 @@
         <w:t xml:space="preserve"> helper-address 192.168.10.5</w:t>
       </w:r>
     </w:p>
-    <w:bookmarkEnd w:id="27"/>
-    <w:bookmarkStart w:id="28" w:name="verifica-tu-red"/>
+    <w:bookmarkEnd w:id="16"/>
+    <w:bookmarkStart w:id="17" w:name="verifica-tu-red"/>
     <w:p>
       <w:pPr>
         <w:pStyle w:val="Heading2"/>
@@ -625,13 +607,7 @@
         <w:t xml:space="preserve"> </w:t>
       </w:r>
       <w:r>
-        <w:t xml:space="preserve">“</w:t>
-      </w:r>
-      <w:r>
-        <w:t xml:space="preserve">DHCP habilitado: Sí</w:t>
-      </w:r>
-      <w:r>
-        <w:t xml:space="preserve">”</w:t>
+        <w:t xml:space="preserve">“DHCP habilitado: Sí”</w:t>
       </w:r>
       <w:r>
         <w:t xml:space="preserve"> </w:t>
@@ -643,13 +619,7 @@
         <w:t xml:space="preserve"> </w:t>
       </w:r>
       <w:r>
-        <w:t xml:space="preserve">“</w:t>
-      </w:r>
-      <w:r>
-        <w:t xml:space="preserve">Concesión obtenida / Concesión expira</w:t>
-      </w:r>
-      <w:r>
-        <w:t xml:space="preserve">”</w:t>
+        <w:t xml:space="preserve">“Concesión obtenida / Concesión expira”</w:t>
       </w:r>
       <w:r>
         <w:t xml:space="preserve">, es DHCP. Si no hay concesión y la IP la escribiste tú, es estática.</w:t>
@@ -670,13 +640,7 @@
         <w:t xml:space="preserve"> </w:t>
       </w:r>
       <w:r>
-        <w:t xml:space="preserve">“</w:t>
-      </w:r>
-      <w:r>
-        <w:t xml:space="preserve">Concesión expira</w:t>
-      </w:r>
-      <w:r>
-        <w:t xml:space="preserve">”</w:t>
+        <w:t xml:space="preserve">“Concesión expira”</w:t>
       </w:r>
       <w:r>
         <w:t xml:space="preserve"> </w:t>
@@ -700,21 +664,19 @@
         <w:t xml:space="preserve"> </w:t>
       </w:r>
       <w:r>
-        <w:t xml:space="preserve">“</w:t>
-      </w:r>
-      <w:r>
-        <w:t xml:space="preserve">Servidores DNS</w:t>
-      </w:r>
-      <w:r>
-        <w:t xml:space="preserve">”</w:t>
+        <w:t xml:space="preserve">“Servidores DNS”</w:t>
       </w:r>
       <w:r>
         <w:t xml:space="preserve">: normalmente la IP del router de casa o las DNS del operador (y en muchas redes, un DNS interno de la empresa o del centro).</w:t>
       </w:r>
     </w:p>
-    <w:bookmarkEnd w:id="28"/>
-    <w:bookmarkEnd w:id="29"/>
-    <w:sectPr/>
+    <w:bookmarkEnd w:id="17"/>
+    <w:bookmarkEnd w:id="18"/>
+    <w:sectPr>
+      <w:footnotePr>
+        <w:numRestart w:val="eachSect"/>
+      </w:footnotePr>
+    </w:sectPr>
   </w:body>
 </w:document>
 </file>
@@ -752,7 +714,7 @@
       <w:lvlText w:val=" "/>
       <w:lvlJc w:val="left"/>
       <w:pPr>
-        <w:ind w:left="720" w:hanging="480"/>
+        <w:ind w:left="720" w:hanging="360"/>
       </w:pPr>
     </w:lvl>
     <w:lvl w:ilvl="1">
@@ -760,7 +722,7 @@
       <w:lvlText w:val=" "/>
       <w:lvlJc w:val="left"/>
       <w:pPr>
-        <w:ind w:left="1440" w:hanging="480"/>
+        <w:ind w:left="1440" w:hanging="360"/>
       </w:pPr>
     </w:lvl>
     <w:lvl w:ilvl="2">
@@ -768,7 +730,7 @@
       <w:lvlText w:val=" "/>
       <w:lvlJc w:val="left"/>
       <w:pPr>
-        <w:ind w:left="2160" w:hanging="480"/>
+        <w:ind w:left="2160" w:hanging="360"/>
       </w:pPr>
     </w:lvl>
     <w:lvl w:ilvl="3">
@@ -776,7 +738,7 @@
       <w:lvlText w:val=" "/>
       <w:lvlJc w:val="left"/>
       <w:pPr>
-        <w:ind w:left="2880" w:hanging="480"/>
+        <w:ind w:left="2880" w:hanging="360"/>
       </w:pPr>
     </w:lvl>
     <w:lvl w:ilvl="4">
@@ -784,7 +746,7 @@
       <w:lvlText w:val=" "/>
       <w:lvlJc w:val="left"/>
       <w:pPr>
-        <w:ind w:left="3600" w:hanging="480"/>
+        <w:ind w:left="3600" w:hanging="360"/>
       </w:pPr>
     </w:lvl>
     <w:lvl w:ilvl="5">
@@ -792,7 +754,7 @@
       <w:lvlText w:val=" "/>
       <w:lvlJc w:val="left"/>
       <w:pPr>
-        <w:ind w:left="4320" w:hanging="480"/>
+        <w:ind w:left="4320" w:hanging="360"/>
       </w:pPr>
     </w:lvl>
     <w:lvl w:ilvl="6">
@@ -800,7 +762,7 @@
       <w:lvlText w:val=" "/>
       <w:lvlJc w:val="left"/>
       <w:pPr>
-        <w:ind w:left="5040" w:hanging="480"/>
+        <w:ind w:left="5040" w:hanging="360"/>
       </w:pPr>
     </w:lvl>
     <w:lvl w:ilvl="7">
@@ -808,7 +770,7 @@
       <w:lvlText w:val=" "/>
       <w:lvlJc w:val="left"/>
       <w:pPr>
-        <w:ind w:left="5760" w:hanging="480"/>
+        <w:ind w:left="5760" w:hanging="360"/>
       </w:pPr>
     </w:lvl>
     <w:lvl w:ilvl="8">
@@ -816,7 +778,7 @@
       <w:lvlText w:val=" "/>
       <w:lvlJc w:val="left"/>
       <w:pPr>
-        <w:ind w:left="6480" w:hanging="480"/>
+        <w:ind w:left="6480" w:hanging="360"/>
       </w:pPr>
     </w:lvl>
   </w:abstractNum>
@@ -829,7 +791,7 @@
       <w:lvlText w:val="%1)"/>
       <w:lvlJc w:val="left"/>
       <w:pPr>
-        <w:ind w:left="720" w:hanging="480"/>
+        <w:ind w:left="720" w:hanging="360"/>
       </w:pPr>
     </w:lvl>
     <w:lvl w:ilvl="1">
@@ -838,7 +800,7 @@
       <w:lvlText w:val="%2)"/>
       <w:lvlJc w:val="left"/>
       <w:pPr>
-        <w:ind w:left="1440" w:hanging="480"/>
+        <w:ind w:left="1440" w:hanging="360"/>
       </w:pPr>
     </w:lvl>
     <w:lvl w:ilvl="2">
@@ -847,7 +809,7 @@
       <w:lvlText w:val="%3)"/>
       <w:lvlJc w:val="left"/>
       <w:pPr>
-        <w:ind w:left="2160" w:hanging="480"/>
+        <w:ind w:left="2160" w:hanging="360"/>
       </w:pPr>
     </w:lvl>
     <w:lvl w:ilvl="3">
@@ -856,7 +818,7 @@
       <w:lvlText w:val="%4)"/>
       <w:lvlJc w:val="left"/>
       <w:pPr>
-        <w:ind w:left="2880" w:hanging="480"/>
+        <w:ind w:left="2880" w:hanging="360"/>
       </w:pPr>
     </w:lvl>
     <w:lvl w:ilvl="4">
@@ -865,7 +827,7 @@
       <w:lvlText w:val="%5)"/>
       <w:lvlJc w:val="left"/>
       <w:pPr>
-        <w:ind w:left="3600" w:hanging="480"/>
+        <w:ind w:left="3600" w:hanging="360"/>
       </w:pPr>
     </w:lvl>
     <w:lvl w:ilvl="5">
@@ -874,7 +836,7 @@
       <w:lvlText w:val="%6)"/>
       <w:lvlJc w:val="left"/>
       <w:pPr>
-        <w:ind w:left="4320" w:hanging="480"/>
+        <w:ind w:left="4320" w:hanging="360"/>
       </w:pPr>
     </w:lvl>
     <w:lvl w:ilvl="6">
@@ -883,7 +845,7 @@
       <w:lvlText w:val="%7)"/>
       <w:lvlJc w:val="left"/>
       <w:pPr>
-        <w:ind w:left="5040" w:hanging="480"/>
+        <w:ind w:left="5040" w:hanging="360"/>
       </w:pPr>
     </w:lvl>
     <w:lvl w:ilvl="7">
@@ -892,7 +854,7 @@
       <w:lvlText w:val="%8)"/>
       <w:lvlJc w:val="left"/>
       <w:pPr>
-        <w:ind w:left="5760" w:hanging="480"/>
+        <w:ind w:left="5760" w:hanging="360"/>
       </w:pPr>
     </w:lvl>
     <w:lvl w:ilvl="8">
@@ -901,7 +863,7 @@
       <w:lvlText w:val="%9)"/>
       <w:lvlJc w:val="left"/>
       <w:pPr>
-        <w:ind w:left="6480" w:hanging="480"/>
+        <w:ind w:left="6480" w:hanging="360"/>
       </w:pPr>
     </w:lvl>
   </w:abstractNum>
@@ -914,7 +876,7 @@
       <w:lvlText w:val="%1."/>
       <w:lvlJc w:val="left"/>
       <w:pPr>
-        <w:ind w:left="720" w:hanging="480"/>
+        <w:ind w:left="720" w:hanging="360"/>
       </w:pPr>
     </w:lvl>
     <w:lvl w:ilvl="1">
@@ -923,7 +885,7 @@
       <w:lvlText w:val="%2."/>
       <w:lvlJc w:val="left"/>
       <w:pPr>
-        <w:ind w:left="1440" w:hanging="480"/>
+        <w:ind w:left="1440" w:hanging="360"/>
       </w:pPr>
     </w:lvl>
     <w:lvl w:ilvl="2">
@@ -932,7 +894,7 @@
       <w:lvlText w:val="%3."/>
       <w:lvlJc w:val="left"/>
       <w:pPr>
-        <w:ind w:left="2160" w:hanging="480"/>
+        <w:ind w:left="2160" w:hanging="360"/>
       </w:pPr>
     </w:lvl>
     <w:lvl w:ilvl="3">
@@ -941,7 +903,7 @@
       <w:lvlText w:val="%4."/>
       <w:lvlJc w:val="left"/>
       <w:pPr>
-        <w:ind w:left="2880" w:hanging="480"/>
+        <w:ind w:left="2880" w:hanging="360"/>
       </w:pPr>
     </w:lvl>
     <w:lvl w:ilvl="4">
@@ -950,7 +912,7 @@
       <w:lvlText w:val="%5."/>
       <w:lvlJc w:val="left"/>
       <w:pPr>
-        <w:ind w:left="3600" w:hanging="480"/>
+        <w:ind w:left="3600" w:hanging="360"/>
       </w:pPr>
     </w:lvl>
     <w:lvl w:ilvl="5">
@@ -959,7 +921,7 @@
       <w:lvlText w:val="%6."/>
       <w:lvlJc w:val="left"/>
       <w:pPr>
-        <w:ind w:left="4320" w:hanging="480"/>
+        <w:ind w:left="4320" w:hanging="360"/>
       </w:pPr>
     </w:lvl>
     <w:lvl w:ilvl="6">
@@ -968,7 +930,7 @@
       <w:lvlText w:val="%7."/>
       <w:lvlJc w:val="left"/>
       <w:pPr>
-        <w:ind w:left="5040" w:hanging="480"/>
+        <w:ind w:left="5040" w:hanging="360"/>
       </w:pPr>
     </w:lvl>
     <w:lvl w:ilvl="7">
@@ -977,7 +939,7 @@
       <w:lvlText w:val="%8."/>
       <w:lvlJc w:val="left"/>
       <w:pPr>
-        <w:ind w:left="5760" w:hanging="480"/>
+        <w:ind w:left="5760" w:hanging="360"/>
       </w:pPr>
     </w:lvl>
     <w:lvl w:ilvl="8">
@@ -986,7 +948,7 @@
       <w:lvlText w:val="%9."/>
       <w:lvlJc w:val="left"/>
       <w:pPr>
-        <w:ind w:left="6480" w:hanging="480"/>
+        <w:ind w:left="6480" w:hanging="360"/>
       </w:pPr>
     </w:lvl>
   </w:abstractNum>
@@ -999,7 +961,7 @@
       <w:lvlText w:val="%1)"/>
       <w:lvlJc w:val="left"/>
       <w:pPr>
-        <w:ind w:left="720" w:hanging="480"/>
+        <w:ind w:left="720" w:hanging="360"/>
       </w:pPr>
     </w:lvl>
     <w:lvl w:ilvl="1">
@@ -1008,7 +970,7 @@
       <w:lvlText w:val="%2)"/>
       <w:lvlJc w:val="left"/>
       <w:pPr>
-        <w:ind w:left="1440" w:hanging="480"/>
+        <w:ind w:left="1440" w:hanging="360"/>
       </w:pPr>
     </w:lvl>
     <w:lvl w:ilvl="2">
@@ -1017,7 +979,7 @@
       <w:lvlText w:val="%3)"/>
       <w:lvlJc w:val="left"/>
       <w:pPr>
-        <w:ind w:left="2160" w:hanging="480"/>
+        <w:ind w:left="2160" w:hanging="360"/>
       </w:pPr>
     </w:lvl>
     <w:lvl w:ilvl="3">
@@ -1026,7 +988,7 @@
       <w:lvlText w:val="%4)"/>
       <w:lvlJc w:val="left"/>
       <w:pPr>
-        <w:ind w:left="2880" w:hanging="480"/>
+        <w:ind w:left="2880" w:hanging="360"/>
       </w:pPr>
     </w:lvl>
     <w:lvl w:ilvl="4">
@@ -1035,7 +997,7 @@
       <w:lvlText w:val="%5)"/>
       <w:lvlJc w:val="left"/>
       <w:pPr>
-        <w:ind w:left="3600" w:hanging="480"/>
+        <w:ind w:left="3600" w:hanging="360"/>
       </w:pPr>
     </w:lvl>
     <w:lvl w:ilvl="5">
@@ -1044,7 +1006,7 @@
       <w:lvlText w:val="%6)"/>
       <w:lvlJc w:val="left"/>
       <w:pPr>
-        <w:ind w:left="4320" w:hanging="480"/>
+        <w:ind w:left="4320" w:hanging="360"/>
       </w:pPr>
     </w:lvl>
     <w:lvl w:ilvl="6">
@@ -1053,7 +1015,7 @@
       <w:lvlText w:val="%7)"/>
       <w:lvlJc w:val="left"/>
       <w:pPr>
-        <w:ind w:left="5040" w:hanging="480"/>
+        <w:ind w:left="5040" w:hanging="360"/>
       </w:pPr>
     </w:lvl>
     <w:lvl w:ilvl="7">
@@ -1062,7 +1024,7 @@
       <w:lvlText w:val="%8)"/>
       <w:lvlJc w:val="left"/>
       <w:pPr>
-        <w:ind w:left="5760" w:hanging="480"/>
+        <w:ind w:left="5760" w:hanging="360"/>
       </w:pPr>
     </w:lvl>
     <w:lvl w:ilvl="8">
@@ -1071,7 +1033,7 @@
       <w:lvlText w:val="%9)"/>
       <w:lvlJc w:val="left"/>
       <w:pPr>
-        <w:ind w:left="6480" w:hanging="480"/>
+        <w:ind w:left="6480" w:hanging="360"/>
       </w:pPr>
     </w:lvl>
   </w:abstractNum>
@@ -1236,10 +1198,10 @@
   <w:docDefaults>
     <w:rPrDefault>
       <w:rPr>
-        <w:rFonts w:asciiTheme="minorHAnsi" w:cstheme="minorBidi" w:eastAsiaTheme="minorHAnsi" w:hAnsiTheme="minorHAnsi"/>
+        <w:rFonts w:asciiTheme="minorHAnsi" w:cstheme="minorBidi" w:eastAsiaTheme="minorEastAsia" w:hAnsiTheme="minorHAnsi"/>
         <w:sz w:val="24"/>
         <w:szCs w:val="24"/>
-        <w:lang w:bidi="ar-SA" w:eastAsia="en-US" w:val="es-ES"/>
+        <w:lang w:bidi="ar-SA" w:eastAsia="zh-CN" w:val="es-ES"/>
       </w:rPr>
     </w:rPrDefault>
     <w:pPrDefault>
@@ -1280,57 +1242,94 @@
     <w:name w:val="Title"/>
     <w:basedOn w:val="Normal"/>
     <w:next w:val="BodyText"/>
-    <w:qFormat/>
-    <w:pPr>
-      <w:keepNext/>
-      <w:keepLines/>
-      <w:spacing w:after="240" w:before="480"/>
+    <w:link w:val="TitleChar"/>
+    <w:uiPriority w:val="10"/>
+    <w:qFormat/>
+    <w:rsid w:val="00A10FD9"/>
+    <w:pPr>
+      <w:spacing w:after="80" w:line="240" w:lineRule="auto"/>
+      <w:contextualSpacing/>
       <w:jc w:val="center"/>
     </w:pPr>
     <w:rPr>
       <w:rFonts w:asciiTheme="majorHAnsi" w:cstheme="majorBidi" w:eastAsiaTheme="majorEastAsia" w:hAnsiTheme="majorHAnsi"/>
-      <w:b/>
-      <w:bCs/>
-      <w:color w:themeColor="accent1" w:themeShade="B5" w:val="345A8A"/>
-      <w:sz w:val="36"/>
-      <w:szCs w:val="36"/>
+      <w:sz w:val="56"/>
+      <w:szCs w:val="56"/>
+    </w:rPr>
+  </w:style>
+  <w:style w:customStyle="1" w:styleId="TitleChar" w:type="character">
+    <w:name w:val="Title Char"/>
+    <w:basedOn w:val="DefaultParagraphFont"/>
+    <w:link w:val="Title"/>
+    <w:uiPriority w:val="10"/>
+    <w:rsid w:val="00A10FD9"/>
+    <w:rPr>
+      <w:rFonts w:asciiTheme="majorHAnsi" w:cstheme="majorBidi" w:eastAsiaTheme="majorEastAsia" w:hAnsiTheme="majorHAnsi"/>
+      <w:sz w:val="56"/>
+      <w:szCs w:val="56"/>
     </w:rPr>
   </w:style>
   <w:style w:styleId="Subtitle" w:type="paragraph">
     <w:name w:val="Subtitle"/>
     <w:basedOn w:val="Title"/>
     <w:next w:val="BodyText"/>
+    <w:link w:val="SubtitleChar"/>
+    <w:uiPriority w:val="11"/>
+    <w:qFormat/>
+    <w:rsid w:val="00A10FD9"/>
+    <w:pPr>
+      <w:numPr>
+        <w:ilvl w:val="1"/>
+      </w:numPr>
+    </w:pPr>
+    <w:rPr>
+      <w:rFonts w:cstheme="majorBidi" w:eastAsiaTheme="majorEastAsia"/>
+      <w:spacing w:val="15"/>
+      <w:sz w:val="28"/>
+      <w:szCs w:val="28"/>
+    </w:rPr>
+  </w:style>
+  <w:style w:customStyle="1" w:styleId="SubtitleChar" w:type="character">
+    <w:name w:val="Subtitle Char"/>
+    <w:basedOn w:val="DefaultParagraphFont"/>
+    <w:link w:val="Subtitle"/>
+    <w:uiPriority w:val="11"/>
+    <w:rsid w:val="00A10FD9"/>
+    <w:rPr>
+      <w:rFonts w:cstheme="majorBidi" w:eastAsiaTheme="majorEastAsia"/>
+      <w:color w:themeColor="text1" w:themeTint="A6" w:val="595959"/>
+      <w:spacing w:val="15"/>
+      <w:sz w:val="28"/>
+      <w:szCs w:val="28"/>
+    </w:rPr>
+  </w:style>
+  <w:style w:customStyle="1" w:styleId="Author" w:type="paragraph">
+    <w:name w:val="Author"/>
+    <w:basedOn w:val="Title"/>
+    <w:next w:val="BodyText"/>
     <w:qFormat/>
     <w:pPr>
       <w:keepNext/>
       <w:keepLines/>
-      <w:spacing w:after="240" w:before="240"/>
-      <w:jc w:val="center"/>
-    </w:pPr>
-    <w:rPr>
-      <w:sz w:val="30"/>
-      <w:szCs w:val="30"/>
-    </w:rPr>
-  </w:style>
-  <w:style w:customStyle="1" w:styleId="Author" w:type="paragraph">
-    <w:name w:val="Author"/>
+    </w:pPr>
+    <w:rPr>
+      <w:sz w:val="24"/>
+      <w:szCs w:val="24"/>
+    </w:rPr>
+  </w:style>
+  <w:style w:styleId="Date" w:type="paragraph">
+    <w:name w:val="Date"/>
+    <w:basedOn w:val="Title"/>
     <w:next w:val="BodyText"/>
     <w:qFormat/>
     <w:pPr>
       <w:keepNext/>
       <w:keepLines/>
-      <w:jc w:val="center"/>
-    </w:pPr>
-  </w:style>
-  <w:style w:styleId="Date" w:type="paragraph">
-    <w:name w:val="Date"/>
-    <w:next w:val="BodyText"/>
-    <w:qFormat/>
-    <w:pPr>
-      <w:keepNext/>
-      <w:keepLines/>
-      <w:jc w:val="center"/>
-    </w:pPr>
+    </w:pPr>
+    <w:rPr>
+      <w:sz w:val="24"/>
+      <w:szCs w:val="24"/>
+    </w:rPr>
   </w:style>
   <w:style w:customStyle="1" w:styleId="AbstractTitle" w:type="paragraph">
     <w:name w:val="Abstract Title"/>
@@ -1345,7 +1344,6 @@
     </w:pPr>
     <w:rPr>
       <w:b/>
-      <w:color w:val="345A8A"/>
       <w:sz w:val="20"/>
       <w:szCs w:val="20"/>
     </w:rPr>
@@ -1374,191 +1372,321 @@
     <w:rPr/>
   </w:style>
   <w:style w:styleId="Heading1" w:type="paragraph">
-    <w:name w:val="Heading 1"/>
+    <w:name w:val="heading 1"/>
     <w:basedOn w:val="Normal"/>
     <w:next w:val="BodyText"/>
+    <w:link w:val="Heading1Char"/>
     <w:uiPriority w:val="9"/>
     <w:qFormat/>
+    <w:rsid w:val="00A10FD9"/>
     <w:pPr>
       <w:keepNext/>
       <w:keepLines/>
-      <w:spacing w:after="0" w:before="480"/>
+      <w:spacing w:after="80" w:before="360"/>
       <w:outlineLvl w:val="0"/>
     </w:pPr>
     <w:rPr>
       <w:rFonts w:asciiTheme="majorHAnsi" w:cstheme="majorBidi" w:eastAsiaTheme="majorEastAsia" w:hAnsiTheme="majorHAnsi"/>
-      <w:b/>
-      <w:bCs/>
-      <w:color w:themeColor="accent1" w:val="4F81BD"/>
+      <w:color w:themeColor="accent1" w:themeShade="BF" w:val="0F4761"/>
+      <w:sz w:val="40"/>
+      <w:szCs w:val="40"/>
+    </w:rPr>
+  </w:style>
+  <w:style w:styleId="Heading2" w:type="paragraph">
+    <w:name w:val="heading 2"/>
+    <w:basedOn w:val="Normal"/>
+    <w:next w:val="BodyText"/>
+    <w:link w:val="Heading2Char"/>
+    <w:uiPriority w:val="9"/>
+    <w:semiHidden/>
+    <w:unhideWhenUsed/>
+    <w:qFormat/>
+    <w:rsid w:val="00A10FD9"/>
+    <w:pPr>
+      <w:keepNext/>
+      <w:keepLines/>
+      <w:spacing w:after="80" w:before="160"/>
+      <w:outlineLvl w:val="1"/>
+    </w:pPr>
+    <w:rPr>
+      <w:rFonts w:asciiTheme="majorHAnsi" w:cstheme="majorBidi" w:eastAsiaTheme="majorEastAsia" w:hAnsiTheme="majorHAnsi"/>
+      <w:color w:themeColor="accent1" w:themeShade="BF" w:val="0F4761"/>
       <w:sz w:val="32"/>
       <w:szCs w:val="32"/>
     </w:rPr>
   </w:style>
-  <w:style w:styleId="Heading2" w:type="paragraph">
-    <w:name w:val="Heading 2"/>
+  <w:style w:styleId="Heading3" w:type="paragraph">
+    <w:name w:val="heading 3"/>
     <w:basedOn w:val="Normal"/>
     <w:next w:val="BodyText"/>
+    <w:link w:val="Heading3Char"/>
     <w:uiPriority w:val="9"/>
+    <w:semiHidden/>
     <w:unhideWhenUsed/>
     <w:qFormat/>
+    <w:rsid w:val="00A10FD9"/>
     <w:pPr>
       <w:keepNext/>
       <w:keepLines/>
-      <w:spacing w:after="0" w:before="200"/>
-      <w:outlineLvl w:val="1"/>
-    </w:pPr>
-    <w:rPr>
-      <w:rFonts w:asciiTheme="majorHAnsi" w:cstheme="majorBidi" w:eastAsiaTheme="majorEastAsia" w:hAnsiTheme="majorHAnsi"/>
-      <w:b/>
-      <w:bCs/>
-      <w:color w:themeColor="accent1" w:val="4F81BD"/>
+      <w:spacing w:after="80" w:before="160"/>
+      <w:outlineLvl w:val="2"/>
+    </w:pPr>
+    <w:rPr>
+      <w:rFonts w:cstheme="majorBidi" w:eastAsiaTheme="majorEastAsia"/>
+      <w:color w:themeColor="accent1" w:themeShade="BF" w:val="0F4761"/>
       <w:sz w:val="28"/>
       <w:szCs w:val="28"/>
     </w:rPr>
   </w:style>
-  <w:style w:styleId="Heading3" w:type="paragraph">
-    <w:name w:val="Heading 3"/>
+  <w:style w:styleId="Heading4" w:type="paragraph">
+    <w:name w:val="heading 4"/>
     <w:basedOn w:val="Normal"/>
     <w:next w:val="BodyText"/>
+    <w:link w:val="Heading4Char"/>
     <w:uiPriority w:val="9"/>
+    <w:semiHidden/>
     <w:unhideWhenUsed/>
     <w:qFormat/>
+    <w:rsid w:val="00A10FD9"/>
     <w:pPr>
       <w:keepNext/>
       <w:keepLines/>
-      <w:spacing w:after="0" w:before="200"/>
-      <w:outlineLvl w:val="2"/>
-    </w:pPr>
-    <w:rPr>
-      <w:rFonts w:asciiTheme="majorHAnsi" w:cstheme="majorBidi" w:eastAsiaTheme="majorEastAsia" w:hAnsiTheme="majorHAnsi"/>
-      <w:b/>
-      <w:bCs/>
-      <w:color w:themeColor="accent1" w:val="4F81BD"/>
-      <w:sz w:val="24"/>
-      <w:szCs w:val="24"/>
-    </w:rPr>
-  </w:style>
-  <w:style w:styleId="Heading4" w:type="paragraph">
-    <w:name w:val="Heading 4"/>
+      <w:spacing w:after="40" w:before="80"/>
+      <w:outlineLvl w:val="3"/>
+    </w:pPr>
+    <w:rPr>
+      <w:rFonts w:cstheme="majorBidi" w:eastAsiaTheme="majorEastAsia"/>
+      <w:i/>
+      <w:iCs/>
+      <w:color w:themeColor="accent1" w:themeShade="BF" w:val="0F4761"/>
+    </w:rPr>
+  </w:style>
+  <w:style w:styleId="Heading5" w:type="paragraph">
+    <w:name w:val="heading 5"/>
     <w:basedOn w:val="Normal"/>
     <w:next w:val="BodyText"/>
+    <w:link w:val="Heading5Char"/>
     <w:uiPriority w:val="9"/>
+    <w:semiHidden/>
     <w:unhideWhenUsed/>
     <w:qFormat/>
+    <w:rsid w:val="00A10FD9"/>
     <w:pPr>
       <w:keepNext/>
       <w:keepLines/>
-      <w:spacing w:after="0" w:before="200"/>
-      <w:outlineLvl w:val="3"/>
-    </w:pPr>
-    <w:rPr>
-      <w:rFonts w:asciiTheme="majorHAnsi" w:cstheme="majorBidi" w:eastAsiaTheme="majorEastAsia" w:hAnsiTheme="majorHAnsi"/>
-      <w:bCs/>
-      <w:i/>
-      <w:color w:themeColor="accent1" w:val="4F81BD"/>
-      <w:sz w:val="24"/>
-      <w:szCs w:val="24"/>
-    </w:rPr>
-  </w:style>
-  <w:style w:styleId="Heading5" w:type="paragraph">
-    <w:name w:val="Heading 5"/>
+      <w:spacing w:after="40" w:before="80"/>
+      <w:outlineLvl w:val="4"/>
+    </w:pPr>
+    <w:rPr>
+      <w:rFonts w:cstheme="majorBidi" w:eastAsiaTheme="majorEastAsia"/>
+      <w:color w:themeColor="accent1" w:themeShade="BF" w:val="0F4761"/>
+    </w:rPr>
+  </w:style>
+  <w:style w:styleId="Heading6" w:type="paragraph">
+    <w:name w:val="heading 6"/>
     <w:basedOn w:val="Normal"/>
     <w:next w:val="BodyText"/>
+    <w:link w:val="Heading6Char"/>
     <w:uiPriority w:val="9"/>
+    <w:semiHidden/>
     <w:unhideWhenUsed/>
     <w:qFormat/>
+    <w:rsid w:val="00A10FD9"/>
     <w:pPr>
       <w:keepNext/>
       <w:keepLines/>
-      <w:spacing w:after="0" w:before="200"/>
-      <w:outlineLvl w:val="4"/>
-    </w:pPr>
-    <w:rPr>
-      <w:rFonts w:asciiTheme="majorHAnsi" w:cstheme="majorBidi" w:eastAsiaTheme="majorEastAsia" w:hAnsiTheme="majorHAnsi"/>
+      <w:spacing w:after="0" w:before="40"/>
+      <w:outlineLvl w:val="5"/>
+    </w:pPr>
+    <w:rPr>
+      <w:rFonts w:cstheme="majorBidi" w:eastAsiaTheme="majorEastAsia"/>
+      <w:i/>
       <w:iCs/>
-      <w:color w:themeColor="accent1" w:val="4F81BD"/>
-      <w:sz w:val="24"/>
-      <w:szCs w:val="24"/>
-    </w:rPr>
-  </w:style>
-  <w:style w:styleId="Heading6" w:type="paragraph">
-    <w:name w:val="Heading 6"/>
+      <w:color w:themeColor="text1" w:themeTint="A6" w:val="595959"/>
+    </w:rPr>
+  </w:style>
+  <w:style w:styleId="Heading7" w:type="paragraph">
+    <w:name w:val="heading 7"/>
     <w:basedOn w:val="Normal"/>
     <w:next w:val="BodyText"/>
+    <w:link w:val="Heading7Char"/>
     <w:uiPriority w:val="9"/>
+    <w:semiHidden/>
     <w:unhideWhenUsed/>
     <w:qFormat/>
+    <w:rsid w:val="00A10FD9"/>
     <w:pPr>
       <w:keepNext/>
       <w:keepLines/>
-      <w:spacing w:after="0" w:before="200"/>
-      <w:outlineLvl w:val="5"/>
-    </w:pPr>
-    <w:rPr>
-      <w:rFonts w:asciiTheme="majorHAnsi" w:cstheme="majorBidi" w:eastAsiaTheme="majorEastAsia" w:hAnsiTheme="majorHAnsi"/>
-      <w:color w:themeColor="accent1" w:val="4F81BD"/>
-      <w:sz w:val="24"/>
-      <w:szCs w:val="24"/>
-    </w:rPr>
-  </w:style>
-  <w:style w:styleId="Heading7" w:type="paragraph">
-    <w:name w:val="Heading 7"/>
+      <w:spacing w:after="0" w:before="40"/>
+      <w:outlineLvl w:val="6"/>
+    </w:pPr>
+    <w:rPr>
+      <w:rFonts w:cstheme="majorBidi" w:eastAsiaTheme="majorEastAsia"/>
+      <w:color w:themeColor="text1" w:themeTint="A6" w:val="595959"/>
+    </w:rPr>
+  </w:style>
+  <w:style w:styleId="Heading8" w:type="paragraph">
+    <w:name w:val="heading 8"/>
     <w:basedOn w:val="Normal"/>
     <w:next w:val="BodyText"/>
+    <w:link w:val="Heading8Char"/>
     <w:uiPriority w:val="9"/>
+    <w:semiHidden/>
     <w:unhideWhenUsed/>
     <w:qFormat/>
+    <w:rsid w:val="00A10FD9"/>
     <w:pPr>
       <w:keepNext/>
       <w:keepLines/>
-      <w:spacing w:after="0" w:before="200"/>
-      <w:outlineLvl w:val="6"/>
-    </w:pPr>
-    <w:rPr>
-      <w:rFonts w:asciiTheme="majorHAnsi" w:cstheme="majorBidi" w:eastAsiaTheme="majorEastAsia" w:hAnsiTheme="majorHAnsi"/>
-      <w:color w:themeColor="accent1" w:val="4F81BD"/>
-      <w:sz w:val="24"/>
-      <w:szCs w:val="24"/>
-    </w:rPr>
-  </w:style>
-  <w:style w:styleId="Heading8" w:type="paragraph">
-    <w:name w:val="Heading 8"/>
+      <w:spacing w:after="0"/>
+      <w:outlineLvl w:val="7"/>
+    </w:pPr>
+    <w:rPr>
+      <w:rFonts w:cstheme="majorBidi" w:eastAsiaTheme="majorEastAsia"/>
+      <w:i/>
+      <w:iCs/>
+      <w:color w:themeColor="text1" w:themeTint="D8" w:val="272727"/>
+    </w:rPr>
+  </w:style>
+  <w:style w:styleId="Heading9" w:type="paragraph">
+    <w:name w:val="heading 9"/>
     <w:basedOn w:val="Normal"/>
     <w:next w:val="BodyText"/>
+    <w:link w:val="Heading9Char"/>
     <w:uiPriority w:val="9"/>
+    <w:semiHidden/>
     <w:unhideWhenUsed/>
     <w:qFormat/>
+    <w:rsid w:val="00A10FD9"/>
     <w:pPr>
       <w:keepNext/>
       <w:keepLines/>
-      <w:spacing w:after="0" w:before="200"/>
-      <w:outlineLvl w:val="7"/>
-    </w:pPr>
+      <w:spacing w:after="0"/>
+      <w:outlineLvl w:val="8"/>
+    </w:pPr>
+    <w:rPr>
+      <w:rFonts w:cstheme="majorBidi" w:eastAsiaTheme="majorEastAsia"/>
+      <w:color w:themeColor="text1" w:themeTint="D8" w:val="272727"/>
+    </w:rPr>
+  </w:style>
+  <w:style w:customStyle="1" w:styleId="Heading1Char" w:type="character">
+    <w:name w:val="Heading 1 Char"/>
+    <w:basedOn w:val="DefaultParagraphFont"/>
+    <w:link w:val="Heading1"/>
+    <w:uiPriority w:val="9"/>
+    <w:rsid w:val="00A10FD9"/>
     <w:rPr>
       <w:rFonts w:asciiTheme="majorHAnsi" w:cstheme="majorBidi" w:eastAsiaTheme="majorEastAsia" w:hAnsiTheme="majorHAnsi"/>
-      <w:color w:themeColor="accent1" w:val="4F81BD"/>
-      <w:sz w:val="24"/>
-      <w:szCs w:val="24"/>
-    </w:rPr>
-  </w:style>
-  <w:style w:styleId="Heading9" w:type="paragraph">
-    <w:name w:val="Heading 9"/>
-    <w:basedOn w:val="Normal"/>
-    <w:next w:val="BodyText"/>
+      <w:color w:themeColor="accent1" w:themeShade="BF" w:val="0F4761"/>
+      <w:sz w:val="40"/>
+      <w:szCs w:val="40"/>
+    </w:rPr>
+  </w:style>
+  <w:style w:customStyle="1" w:styleId="Heading2Char" w:type="character">
+    <w:name w:val="Heading 2 Char"/>
+    <w:basedOn w:val="DefaultParagraphFont"/>
+    <w:link w:val="Heading2"/>
     <w:uiPriority w:val="9"/>
-    <w:unhideWhenUsed/>
-    <w:qFormat/>
-    <w:pPr>
-      <w:keepNext/>
-      <w:keepLines/>
-      <w:spacing w:after="0" w:before="200"/>
-      <w:outlineLvl w:val="8"/>
-    </w:pPr>
+    <w:semiHidden/>
+    <w:rsid w:val="00A10FD9"/>
     <w:rPr>
       <w:rFonts w:asciiTheme="majorHAnsi" w:cstheme="majorBidi" w:eastAsiaTheme="majorEastAsia" w:hAnsiTheme="majorHAnsi"/>
-      <w:color w:themeColor="accent1" w:val="4F81BD"/>
-      <w:sz w:val="24"/>
-      <w:szCs w:val="24"/>
+      <w:color w:themeColor="accent1" w:themeShade="BF" w:val="0F4761"/>
+      <w:sz w:val="32"/>
+      <w:szCs w:val="32"/>
+    </w:rPr>
+  </w:style>
+  <w:style w:customStyle="1" w:styleId="Heading3Char" w:type="character">
+    <w:name w:val="Heading 3 Char"/>
+    <w:basedOn w:val="DefaultParagraphFont"/>
+    <w:link w:val="Heading3"/>
+    <w:uiPriority w:val="9"/>
+    <w:semiHidden/>
+    <w:rsid w:val="00A10FD9"/>
+    <w:rPr>
+      <w:rFonts w:cstheme="majorBidi" w:eastAsiaTheme="majorEastAsia"/>
+      <w:color w:themeColor="accent1" w:themeShade="BF" w:val="0F4761"/>
+      <w:sz w:val="28"/>
+      <w:szCs w:val="28"/>
+    </w:rPr>
+  </w:style>
+  <w:style w:customStyle="1" w:styleId="Heading4Char" w:type="character">
+    <w:name w:val="Heading 4 Char"/>
+    <w:basedOn w:val="DefaultParagraphFont"/>
+    <w:link w:val="Heading4"/>
+    <w:uiPriority w:val="9"/>
+    <w:semiHidden/>
+    <w:rsid w:val="00A10FD9"/>
+    <w:rPr>
+      <w:rFonts w:cstheme="majorBidi" w:eastAsiaTheme="majorEastAsia"/>
+      <w:i/>
+      <w:iCs/>
+      <w:color w:themeColor="accent1" w:themeShade="BF" w:val="0F4761"/>
+    </w:rPr>
+  </w:style>
+  <w:style w:customStyle="1" w:styleId="Heading5Char" w:type="character">
+    <w:name w:val="Heading 5 Char"/>
+    <w:basedOn w:val="DefaultParagraphFont"/>
+    <w:link w:val="Heading5"/>
+    <w:uiPriority w:val="9"/>
+    <w:semiHidden/>
+    <w:rsid w:val="00A10FD9"/>
+    <w:rPr>
+      <w:rFonts w:cstheme="majorBidi" w:eastAsiaTheme="majorEastAsia"/>
+      <w:color w:themeColor="accent1" w:themeShade="BF" w:val="0F4761"/>
+    </w:rPr>
+  </w:style>
+  <w:style w:customStyle="1" w:styleId="Heading6Char" w:type="character">
+    <w:name w:val="Heading 6 Char"/>
+    <w:basedOn w:val="DefaultParagraphFont"/>
+    <w:link w:val="Heading6"/>
+    <w:uiPriority w:val="9"/>
+    <w:semiHidden/>
+    <w:rsid w:val="00A10FD9"/>
+    <w:rPr>
+      <w:rFonts w:cstheme="majorBidi" w:eastAsiaTheme="majorEastAsia"/>
+      <w:i/>
+      <w:iCs/>
+      <w:color w:themeColor="text1" w:themeTint="A6" w:val="595959"/>
+    </w:rPr>
+  </w:style>
+  <w:style w:customStyle="1" w:styleId="Heading7Char" w:type="character">
+    <w:name w:val="Heading 7 Char"/>
+    <w:basedOn w:val="DefaultParagraphFont"/>
+    <w:link w:val="Heading7"/>
+    <w:uiPriority w:val="9"/>
+    <w:semiHidden/>
+    <w:rsid w:val="00A10FD9"/>
+    <w:rPr>
+      <w:rFonts w:cstheme="majorBidi" w:eastAsiaTheme="majorEastAsia"/>
+      <w:color w:themeColor="text1" w:themeTint="A6" w:val="595959"/>
+    </w:rPr>
+  </w:style>
+  <w:style w:customStyle="1" w:styleId="Heading8Char" w:type="character">
+    <w:name w:val="Heading 8 Char"/>
+    <w:basedOn w:val="DefaultParagraphFont"/>
+    <w:link w:val="Heading8"/>
+    <w:uiPriority w:val="9"/>
+    <w:semiHidden/>
+    <w:rsid w:val="00A10FD9"/>
+    <w:rPr>
+      <w:rFonts w:cstheme="majorBidi" w:eastAsiaTheme="majorEastAsia"/>
+      <w:i/>
+      <w:iCs/>
+      <w:color w:themeColor="text1" w:themeTint="D8" w:val="272727"/>
+    </w:rPr>
+  </w:style>
+  <w:style w:customStyle="1" w:styleId="Heading9Char" w:type="character">
+    <w:name w:val="Heading 9 Char"/>
+    <w:basedOn w:val="DefaultParagraphFont"/>
+    <w:link w:val="Heading9"/>
+    <w:uiPriority w:val="9"/>
+    <w:semiHidden/>
+    <w:rsid w:val="00A10FD9"/>
+    <w:rPr>
+      <w:rFonts w:cstheme="majorBidi" w:eastAsiaTheme="majorEastAsia"/>
+      <w:color w:themeColor="text1" w:themeTint="D8" w:val="272727"/>
     </w:rPr>
   </w:style>
   <w:style w:styleId="BlockText" w:type="paragraph">
@@ -1583,8 +1711,8 @@
   </w:style>
   <w:style w:styleId="FootnoteBlockText" w:type="paragraph">
     <w:name w:val="Footnote Block Text"/>
-    <w:basedOn w:val="Footnote Text"/>
-    <w:next w:val="Footnote Text"/>
+    <w:basedOn w:val="FootnoteText"/>
+    <w:next w:val="FootnoteText"/>
     <w:uiPriority w:val="9"/>
     <w:unhideWhenUsed/>
     <w:qFormat/>
@@ -1614,13 +1742,6 @@
       </w:tblCellMar>
     </w:tblPr>
     <w:tblStylePr w:type="firstRow">
-      <w:tblPr>
-        <w:jc w:val="left"/>
-        <w:tblInd w:type="dxa" w:w="0"/>
-      </w:tblPr>
-      <w:trPr>
-        <w:jc w:val="left"/>
-      </w:trPr>
       <w:tcPr>
         <w:tcBorders>
           <w:bottom w:val="single"/>
@@ -1976,44 +2097,44 @@
         <a:sysClr val="window" lastClr="FFFFFF"/>
       </a:lt1>
       <a:dk2>
-        <a:srgbClr val="1F497D"/>
+        <a:srgbClr val="0E2841"/>
       </a:dk2>
       <a:lt2>
-        <a:srgbClr val="EEECE1"/>
+        <a:srgbClr val="E8E8E8"/>
       </a:lt2>
       <a:accent1>
-        <a:srgbClr val="4F81BD"/>
+        <a:srgbClr val="156082"/>
       </a:accent1>
       <a:accent2>
-        <a:srgbClr val="C0504D"/>
+        <a:srgbClr val="E97132"/>
       </a:accent2>
       <a:accent3>
-        <a:srgbClr val="9BBB59"/>
+        <a:srgbClr val="196B24"/>
       </a:accent3>
       <a:accent4>
-        <a:srgbClr val="8064A2"/>
+        <a:srgbClr val="0F9ED5"/>
       </a:accent4>
       <a:accent5>
-        <a:srgbClr val="4BACC6"/>
+        <a:srgbClr val="A02B93"/>
       </a:accent5>
       <a:accent6>
-        <a:srgbClr val="F79646"/>
+        <a:srgbClr val="4EA72E"/>
       </a:accent6>
       <a:hlink>
-        <a:srgbClr val="0000FF"/>
+        <a:srgbClr val="467886"/>
       </a:hlink>
       <a:folHlink>
-        <a:srgbClr val="800080"/>
+        <a:srgbClr val="96607D"/>
       </a:folHlink>
     </a:clrScheme>
     <a:fontScheme name="Office">
       <a:majorFont>
-        <a:latin typeface="Calibri"/>
+        <a:latin typeface="Aptos Display" panose="02110004020202020204"/>
         <a:ea typeface=""/>
         <a:cs typeface=""/>
-        <a:font script="Jpan" typeface="ＭＳ ゴシック"/>
+        <a:font script="Jpan" typeface="游ゴシック Light"/>
         <a:font script="Hang" typeface="맑은 고딕"/>
-        <a:font script="Hans" typeface="宋体"/>
+        <a:font script="Hans" typeface="等线 Light"/>
         <a:font script="Hant" typeface="新細明體"/>
         <a:font script="Arab" typeface="Times New Roman"/>
         <a:font script="Hebr" typeface="Times New Roman"/>
@@ -2040,14 +2161,32 @@
         <a:font script="Mong" typeface="Mongolian Baiti"/>
         <a:font script="Viet" typeface="Times New Roman"/>
         <a:font script="Uigh" typeface="Microsoft Uighur"/>
+        <a:font script="Geor" typeface="Sylfaen"/>
+        <a:font script="Armn" typeface="Arial"/>
+        <a:font script="Bugi" typeface="Leelawadee UI"/>
+        <a:font script="Bopo" typeface="Microsoft JhengHei"/>
+        <a:font script="Java" typeface="Javanese Text"/>
+        <a:font script="Lisu" typeface="Segoe UI"/>
+        <a:font script="Mymr" typeface="Myanmar Text"/>
+        <a:font script="Nkoo" typeface="Ebrima"/>
+        <a:font script="Olck" typeface="Nirmala UI"/>
+        <a:font script="Osma" typeface="Ebrima"/>
+        <a:font script="Phag" typeface="Phagspa"/>
+        <a:font script="Syrn" typeface="Estrangelo Edessa"/>
+        <a:font script="Syrj" typeface="Estrangelo Edessa"/>
+        <a:font script="Syre" typeface="Estrangelo Edessa"/>
+        <a:font script="Sora" typeface="Nirmala UI"/>
+        <a:font script="Tale" typeface="Microsoft Tai Le"/>
+        <a:font script="Talu" typeface="Microsoft New Tai Lue"/>
+        <a:font script="Tfng" typeface="Ebrima"/>
       </a:majorFont>
       <a:minorFont>
-        <a:latin typeface="Cambria"/>
+        <a:latin typeface="Aptos" panose="02110004020202020204"/>
         <a:ea typeface=""/>
         <a:cs typeface=""/>
-        <a:font script="Jpan" typeface="ＭＳ 明朝"/>
+        <a:font script="Jpan" typeface="游明朝"/>
         <a:font script="Hang" typeface="맑은 고딕"/>
-        <a:font script="Hans" typeface="宋体"/>
+        <a:font script="Hans" typeface="等线"/>
         <a:font script="Hant" typeface="新細明體"/>
         <a:font script="Arab" typeface="Arial"/>
         <a:font script="Hebr" typeface="Arial"/>
@@ -2074,6 +2213,24 @@
         <a:font script="Mong" typeface="Mongolian Baiti"/>
         <a:font script="Viet" typeface="Arial"/>
         <a:font script="Uigh" typeface="Microsoft Uighur"/>
+        <a:font script="Geor" typeface="Sylfaen"/>
+        <a:font script="Armn" typeface="Arial"/>
+        <a:font script="Bugi" typeface="Leelawadee UI"/>
+        <a:font script="Bopo" typeface="Microsoft JhengHei"/>
+        <a:font script="Java" typeface="Javanese Text"/>
+        <a:font script="Lisu" typeface="Segoe UI"/>
+        <a:font script="Mymr" typeface="Myanmar Text"/>
+        <a:font script="Nkoo" typeface="Ebrima"/>
+        <a:font script="Olck" typeface="Nirmala UI"/>
+        <a:font script="Osma" typeface="Ebrima"/>
+        <a:font script="Phag" typeface="Phagspa"/>
+        <a:font script="Syrn" typeface="Estrangelo Edessa"/>
+        <a:font script="Syrj" typeface="Estrangelo Edessa"/>
+        <a:font script="Syre" typeface="Estrangelo Edessa"/>
+        <a:font script="Sora" typeface="Nirmala UI"/>
+        <a:font script="Tale" typeface="Microsoft Tai Le"/>
+        <a:font script="Talu" typeface="Microsoft New Tai Lue"/>
+        <a:font script="Tfng" typeface="Ebrima"/>
       </a:minorFont>
     </a:fontScheme>
     <a:fmtScheme name="Office">
@@ -2085,200 +2242,141 @@
           <a:gsLst>
             <a:gs pos="0">
               <a:schemeClr val="phClr">
-                <a:tint val="50000"/>
-                <a:satMod val="300000"/>
+                <a:lumMod val="110000"/>
+                <a:satMod val="105000"/>
+                <a:tint val="67000"/>
               </a:schemeClr>
             </a:gs>
-            <a:gs pos="35000">
+            <a:gs pos="50000">
               <a:schemeClr val="phClr">
-                <a:tint val="37000"/>
-                <a:satMod val="300000"/>
+                <a:lumMod val="105000"/>
+                <a:satMod val="103000"/>
+                <a:tint val="73000"/>
               </a:schemeClr>
             </a:gs>
             <a:gs pos="100000">
               <a:schemeClr val="phClr">
-                <a:tint val="15000"/>
-                <a:satMod val="350000"/>
+                <a:lumMod val="105000"/>
+                <a:satMod val="109000"/>
+                <a:tint val="81000"/>
               </a:schemeClr>
             </a:gs>
           </a:gsLst>
-          <a:lin ang="16200000" scaled="1"/>
+          <a:lin ang="5400000" scaled="0"/>
         </a:gradFill>
         <a:gradFill rotWithShape="1">
           <a:gsLst>
             <a:gs pos="0">
               <a:schemeClr val="phClr">
-                <a:tint val="100000"/>
+                <a:satMod val="103000"/>
+                <a:lumMod val="102000"/>
+                <a:tint val="94000"/>
+              </a:schemeClr>
+            </a:gs>
+            <a:gs pos="50000">
+              <a:schemeClr val="phClr">
+                <a:satMod val="110000"/>
+                <a:lumMod val="100000"/>
                 <a:shade val="100000"/>
-                <a:satMod val="130000"/>
               </a:schemeClr>
             </a:gs>
             <a:gs pos="100000">
               <a:schemeClr val="phClr">
-                <a:tint val="50000"/>
-                <a:shade val="100000"/>
-                <a:satMod val="350000"/>
+                <a:lumMod val="99000"/>
+                <a:satMod val="120000"/>
+                <a:shade val="78000"/>
               </a:schemeClr>
             </a:gs>
           </a:gsLst>
-          <a:lin ang="16200000" scaled="0"/>
+          <a:lin ang="5400000" scaled="0"/>
         </a:gradFill>
       </a:fillStyleLst>
       <a:lnStyleLst>
-        <a:ln w="9525" cap="flat" cmpd="sng" algn="ctr">
-          <a:solidFill>
-            <a:schemeClr val="phClr">
-              <a:shade val="95000"/>
-              <a:satMod val="105000"/>
-            </a:schemeClr>
-          </a:solidFill>
-          <a:prstDash val="solid"/>
-        </a:ln>
-        <a:ln w="25400" cap="flat" cmpd="sng" algn="ctr">
+        <a:ln w="6350" cap="flat" cmpd="sng" algn="ctr">
           <a:solidFill>
             <a:schemeClr val="phClr"/>
           </a:solidFill>
           <a:prstDash val="solid"/>
+          <a:miter lim="800000"/>
         </a:ln>
-        <a:ln w="38100" cap="flat" cmpd="sng" algn="ctr">
+        <a:ln w="12700" cap="flat" cmpd="sng" algn="ctr">
           <a:solidFill>
             <a:schemeClr val="phClr"/>
           </a:solidFill>
           <a:prstDash val="solid"/>
+          <a:miter lim="800000"/>
+        </a:ln>
+        <a:ln w="19050" cap="flat" cmpd="sng" algn="ctr">
+          <a:solidFill>
+            <a:schemeClr val="phClr"/>
+          </a:solidFill>
+          <a:prstDash val="solid"/>
+          <a:miter lim="800000"/>
         </a:ln>
       </a:lnStyleLst>
       <a:effectStyleLst>
         <a:effectStyle>
+          <a:effectLst/>
+        </a:effectStyle>
+        <a:effectStyle>
+          <a:effectLst/>
+        </a:effectStyle>
+        <a:effectStyle>
           <a:effectLst>
-            <a:outerShdw blurRad="40000" dist="20000" dir="5400000" rotWithShape="0">
+            <a:outerShdw blurRad="57150" dist="19050" dir="5400000" algn="ctr" rotWithShape="0">
               <a:srgbClr val="000000">
-                <a:alpha val="38000"/>
+                <a:alpha val="63000"/>
               </a:srgbClr>
             </a:outerShdw>
           </a:effectLst>
-        </a:effectStyle>
-        <a:effectStyle>
-          <a:effectLst>
-            <a:outerShdw blurRad="40000" dist="23000" dir="5400000" rotWithShape="0">
-              <a:srgbClr val="000000">
-                <a:alpha val="35000"/>
-              </a:srgbClr>
-            </a:outerShdw>
-          </a:effectLst>
-        </a:effectStyle>
-        <a:effectStyle>
-          <a:effectLst>
-            <a:outerShdw blurRad="40000" dist="23000" dir="5400000" rotWithShape="0">
-              <a:srgbClr val="000000">
-                <a:alpha val="35000"/>
-              </a:srgbClr>
-            </a:outerShdw>
-          </a:effectLst>
-          <a:scene3d>
-            <a:camera prst="orthographicFront">
-              <a:rot lat="0" lon="0" rev="0"/>
-            </a:camera>
-            <a:lightRig rig="threePt" dir="t">
-              <a:rot lat="0" lon="0" rev="1200000"/>
-            </a:lightRig>
-          </a:scene3d>
-          <a:sp3d>
-            <a:bevelT w="63500" h="25400"/>
-          </a:sp3d>
         </a:effectStyle>
       </a:effectStyleLst>
       <a:bgFillStyleLst>
         <a:solidFill>
           <a:schemeClr val="phClr"/>
         </a:solidFill>
+        <a:solidFill>
+          <a:schemeClr val="phClr">
+            <a:tint val="95000"/>
+            <a:satMod val="170000"/>
+          </a:schemeClr>
+        </a:solidFill>
         <a:gradFill rotWithShape="1">
           <a:gsLst>
             <a:gs pos="0">
               <a:schemeClr val="phClr">
-                <a:tint val="40000"/>
-                <a:satMod val="350000"/>
+                <a:tint val="93000"/>
+                <a:satMod val="150000"/>
+                <a:shade val="98000"/>
+                <a:lumMod val="102000"/>
               </a:schemeClr>
             </a:gs>
-            <a:gs pos="40000">
+            <a:gs pos="50000">
               <a:schemeClr val="phClr">
-                <a:tint val="45000"/>
-                <a:shade val="99000"/>
-                <a:satMod val="350000"/>
+                <a:tint val="98000"/>
+                <a:satMod val="130000"/>
+                <a:shade val="90000"/>
+                <a:lumMod val="103000"/>
               </a:schemeClr>
             </a:gs>
             <a:gs pos="100000">
               <a:schemeClr val="phClr">
-                <a:shade val="20000"/>
-                <a:satMod val="255000"/>
+                <a:shade val="63000"/>
+                <a:satMod val="120000"/>
               </a:schemeClr>
             </a:gs>
           </a:gsLst>
-          <a:path path="circle">
-            <a:fillToRect l="50000" t="-80000" r="50000" b="180000"/>
-          </a:path>
-        </a:gradFill>
-        <a:gradFill rotWithShape="1">
-          <a:gsLst>
-            <a:gs pos="0">
-              <a:schemeClr val="phClr">
-                <a:tint val="80000"/>
-                <a:satMod val="300000"/>
-              </a:schemeClr>
-            </a:gs>
-            <a:gs pos="100000">
-              <a:schemeClr val="phClr">
-                <a:shade val="30000"/>
-                <a:satMod val="200000"/>
-              </a:schemeClr>
-            </a:gs>
-          </a:gsLst>
-          <a:path path="circle">
-            <a:fillToRect l="50000" t="50000" r="50000" b="50000"/>
-          </a:path>
+          <a:lin ang="5400000" scaled="0"/>
         </a:gradFill>
       </a:bgFillStyleLst>
     </a:fmtScheme>
   </a:themeElements>
-  <a:objectDefaults>
-    <a:spDef>
-      <a:spPr/>
-      <a:bodyPr/>
-      <a:lstStyle/>
-      <a:style>
-        <a:lnRef idx="1">
-          <a:schemeClr val="accent1"/>
-        </a:lnRef>
-        <a:fillRef idx="3">
-          <a:schemeClr val="accent1"/>
-        </a:fillRef>
-        <a:effectRef idx="2">
-          <a:schemeClr val="accent1"/>
-        </a:effectRef>
-        <a:fontRef idx="minor">
-          <a:schemeClr val="lt1"/>
-        </a:fontRef>
-      </a:style>
-    </a:spDef>
-    <a:lnDef>
-      <a:spPr/>
-      <a:bodyPr/>
-      <a:lstStyle/>
-      <a:style>
-        <a:lnRef idx="2">
-          <a:schemeClr val="accent1"/>
-        </a:lnRef>
-        <a:fillRef idx="0">
-          <a:schemeClr val="accent1"/>
-        </a:fillRef>
-        <a:effectRef idx="1">
-          <a:schemeClr val="accent1"/>
-        </a:effectRef>
-        <a:fontRef idx="minor">
-          <a:schemeClr val="tx1"/>
-        </a:fontRef>
-      </a:style>
-    </a:lnDef>
-  </a:objectDefaults>
+  <a:objectDefaults/>
   <a:extraClrSchemeLst/>
+  <a:extLst>
+    <a:ext uri="{05A4C25C-085E-4340-85A3-A5531E510DB2}">
+      <thm15:themeFamily xmlns:thm15="http://schemas.microsoft.com/office/thememl/2012/main" name="Office Theme" id="{2E142A2C-CD16-42D6-873A-C26D2A0506FA}" vid="{1BDDFF52-6CD6-40A5-AB3C-68EB2F1E4D0A}"/>
+    </a:ext>
+  </a:extLst>
 </a:theme>
 </file>
--- a/docx/07-servicios-red/boletin-U07-inicial-resuelto.docx
+++ b/docx/07-servicios-red/boletin-U07-inicial-resuelto.docx
@@ -332,7 +332,7 @@
         <w:t xml:space="preserve"> </w:t>
       </w:r>
       <w:r>
-        <w:t xml:space="preserve">La oferta DHCP incluye opciones: máscara, gateway por defecto, DNS, dominio, TFTP…</w:t>
+        <w:t xml:space="preserve">La oferta DHCP incluye opciones: máscara, gateway por defecto, DNS, dominio…</w:t>
       </w:r>
     </w:p>
     <w:bookmarkEnd w:id="12"/>
